--- a/Articles/2026/3_DaVinci_Tips_and_Tricks/9_How_to_Copy_and_Paste_Keyframes_in_DaVinci_Resolve_Fusion_Page/9 How to Copy and Paste Keyframes Fusion.docx
+++ b/Articles/2026/3_DaVinci_Tips_and_Tricks/9_How_to_Copy_and_Paste_Keyframes_in_DaVinci_Resolve_Fusion_Page/9 How to Copy and Paste Keyframes Fusion.docx
@@ -140,7 +140,19 @@
         <w:t>E</w:t>
       </w:r>
       <w:r>
-        <w:t>dit page, if you just added text to your project. You will have to move over to the Fusion page</w:t>
+        <w:t>dit page</w:t>
+      </w:r>
+      <w:r>
+        <w:t>. And then you decided to add text to your page. ‘Oh, what did I ever do that for?’ you are thinking, because</w:t>
+      </w:r>
+      <w:r>
+        <w:t xml:space="preserve"> if you </w:t>
+      </w:r>
+      <w:r>
+        <w:t>add</w:t>
+      </w:r>
+      <w:r>
+        <w:t xml:space="preserve"> text to your project. You will have to move over to the Fusion page</w:t>
       </w:r>
       <w:r>
         <w:t>, to work with it</w:t>
@@ -148,6 +160,9 @@
       <w:r>
         <w:t>.</w:t>
       </w:r>
+      <w:r>
+        <w:t xml:space="preserve"> Weather you want to or not.</w:t>
+      </w:r>
     </w:p>
     <w:p>
       <w:r>
@@ -197,10 +212,22 @@
     </w:p>
     <w:p>
       <w:r>
-        <w:t>So, let’s start out</w:t>
-      </w:r>
-      <w:r>
-        <w:t xml:space="preserve"> on the Edit page, in the DaVinci app.</w:t>
+        <w:t>So, then</w:t>
+      </w:r>
+      <w:r>
+        <w:t>, let’s start out</w:t>
+      </w:r>
+      <w:r>
+        <w:t xml:space="preserve"> on the </w:t>
+      </w:r>
+      <w:r>
+        <w:rPr>
+          <w:rStyle w:val="Strong"/>
+        </w:rPr>
+        <w:t>Edit</w:t>
+      </w:r>
+      <w:r>
+        <w:t xml:space="preserve"> page, in the DaVinci app.</w:t>
       </w:r>
     </w:p>
     <w:p>
@@ -261,14 +288,39 @@
     </w:p>
     <w:p>
       <w:r>
-        <w:t>On the Cut page, you can find a tab for Titles, but on the Edit page, you have to go through a few more steps to get to it.</w:t>
-      </w:r>
-    </w:p>
-    <w:p>
-      <w:r>
+        <w:t xml:space="preserve">On the </w:t>
+      </w:r>
+      <w:r>
+        <w:rPr>
+          <w:rStyle w:val="Strong"/>
+        </w:rPr>
+        <w:t>Cut</w:t>
+      </w:r>
+      <w:r>
+        <w:t xml:space="preserve"> page, you can </w:t>
+      </w:r>
+      <w:r>
+        <w:t xml:space="preserve">easily </w:t>
+      </w:r>
+      <w:r>
+        <w:t>find a tab for Titles, but on the Edit page, you have to go through a few more steps to get to it.</w:t>
+      </w:r>
+    </w:p>
+    <w:p>
+      <w:pPr>
+        <w:rPr>
+          <w:rStyle w:val="Strong"/>
+        </w:rPr>
+      </w:pPr>
+      <w:bookmarkStart w:id="0" w:name="Create__text_clip"/>
+      <w:r>
+        <w:rPr>
+          <w:rStyle w:val="Strong"/>
+        </w:rPr>
         <w:t>Effects- Titles</w:t>
       </w:r>
     </w:p>
+    <w:bookmarkEnd w:id="0"/>
     <w:p>
       <w:r>
         <w:rPr>
@@ -358,7 +410,13 @@
     </w:p>
     <w:p>
       <w:r>
-        <w:t>With a background in there, you can see the clip on the timeline, and you can also see the nodes in the fusion ppanel</w:t>
+        <w:t xml:space="preserve">With a background in there, you can see the clip on the timeline, and you can also see </w:t>
+      </w:r>
+      <w:r>
+        <w:t xml:space="preserve">that this background clip has generated nodes in the </w:t>
+      </w:r>
+      <w:r>
+        <w:t>fusion panel</w:t>
       </w:r>
     </w:p>
     <w:p>
@@ -537,7 +595,7 @@
           <w:szCs w:val="24"/>
           <w14:ligatures w14:val="none"/>
         </w:rPr>
-        <w:t>Now you can go back to Titles in the Effect Panel</w:t>
+        <w:t>After checking out the nodes on the fusion page, make sure you jump back to the edit page.</w:t>
       </w:r>
     </w:p>
     <w:p>
@@ -833,30 +891,27 @@
           <w:szCs w:val="24"/>
           <w14:ligatures w14:val="none"/>
         </w:rPr>
-        <w:lastRenderedPageBreak/>
-        <w:t xml:space="preserve">Start out in the text tab and set how you want the text to look. Notice in the text tab, I set a keyframe for color, so it can now change throughout the video. Make sure you set the starting look on frame one, and then you can do </w:t>
-      </w:r>
-      <w:proofErr w:type="spellStart"/>
-      <w:r>
-        <w:rPr>
-          <w:rFonts w:ascii="Times New Roman" w:eastAsia="Times New Roman" w:hAnsi="Times New Roman" w:cs="Times New Roman"/>
-          <w:kern w:val="0"/>
-          <w:sz w:val="24"/>
-          <w:szCs w:val="24"/>
-          <w14:ligatures w14:val="none"/>
-        </w:rPr>
-        <w:t>what ever</w:t>
-      </w:r>
-      <w:proofErr w:type="spellEnd"/>
-      <w:r>
-        <w:rPr>
-          <w:rFonts w:ascii="Times New Roman" w:eastAsia="Times New Roman" w:hAnsi="Times New Roman" w:cs="Times New Roman"/>
-          <w:kern w:val="0"/>
-          <w:sz w:val="24"/>
-          <w:szCs w:val="24"/>
-          <w14:ligatures w14:val="none"/>
-        </w:rPr>
-        <w:t xml:space="preserve"> you want.</w:t>
+        <w:t>Start out in the text tab and set how you want the text to look</w:t>
+      </w:r>
+      <w:r>
+        <w:rPr>
+          <w:rFonts w:ascii="Times New Roman" w:eastAsia="Times New Roman" w:hAnsi="Times New Roman" w:cs="Times New Roman"/>
+          <w:kern w:val="0"/>
+          <w:sz w:val="24"/>
+          <w:szCs w:val="24"/>
+          <w14:ligatures w14:val="none"/>
+        </w:rPr>
+        <w:t xml:space="preserve">. </w:t>
+      </w:r>
+      <w:r>
+        <w:rPr>
+          <w:rFonts w:ascii="Times New Roman" w:eastAsia="Times New Roman" w:hAnsi="Times New Roman" w:cs="Times New Roman"/>
+          <w:kern w:val="0"/>
+          <w:sz w:val="24"/>
+          <w:szCs w:val="24"/>
+          <w14:ligatures w14:val="none"/>
+        </w:rPr>
+        <w:t>Make sure you set the starting look on frame one, and then you can do whatever you want.</w:t>
       </w:r>
     </w:p>
     <w:p>
@@ -1144,7 +1199,117 @@
           <w:szCs w:val="24"/>
           <w14:ligatures w14:val="none"/>
         </w:rPr>
-        <w:t xml:space="preserve">Now in the Inspector move over to the Layout </w:t>
+        <w:t>Now in the Inspector move over to the Layout tab, to move the text, we could move it left</w:t>
+      </w:r>
+      <w:r>
+        <w:rPr>
+          <w:rFonts w:ascii="Times New Roman" w:eastAsia="Times New Roman" w:hAnsi="Times New Roman" w:cs="Times New Roman"/>
+          <w:kern w:val="0"/>
+          <w:sz w:val="24"/>
+          <w:szCs w:val="24"/>
+          <w14:ligatures w14:val="none"/>
+        </w:rPr>
+        <w:t>,</w:t>
+      </w:r>
+      <w:r>
+        <w:rPr>
+          <w:rFonts w:ascii="Times New Roman" w:eastAsia="Times New Roman" w:hAnsi="Times New Roman" w:cs="Times New Roman"/>
+          <w:kern w:val="0"/>
+          <w:sz w:val="24"/>
+          <w:szCs w:val="24"/>
+          <w14:ligatures w14:val="none"/>
+        </w:rPr>
+        <w:t xml:space="preserve"> right</w:t>
+      </w:r>
+      <w:r>
+        <w:rPr>
+          <w:rFonts w:ascii="Times New Roman" w:eastAsia="Times New Roman" w:hAnsi="Times New Roman" w:cs="Times New Roman"/>
+          <w:kern w:val="0"/>
+          <w:sz w:val="24"/>
+          <w:szCs w:val="24"/>
+          <w14:ligatures w14:val="none"/>
+        </w:rPr>
+        <w:t>,</w:t>
+      </w:r>
+      <w:r>
+        <w:rPr>
+          <w:rFonts w:ascii="Times New Roman" w:eastAsia="Times New Roman" w:hAnsi="Times New Roman" w:cs="Times New Roman"/>
+          <w:kern w:val="0"/>
+          <w:sz w:val="24"/>
+          <w:szCs w:val="24"/>
+          <w14:ligatures w14:val="none"/>
+        </w:rPr>
+        <w:t xml:space="preserve"> top</w:t>
+      </w:r>
+      <w:r>
+        <w:rPr>
+          <w:rFonts w:ascii="Times New Roman" w:eastAsia="Times New Roman" w:hAnsi="Times New Roman" w:cs="Times New Roman"/>
+          <w:kern w:val="0"/>
+          <w:sz w:val="24"/>
+          <w:szCs w:val="24"/>
+          <w14:ligatures w14:val="none"/>
+        </w:rPr>
+        <w:t>,</w:t>
+      </w:r>
+      <w:r>
+        <w:rPr>
+          <w:rFonts w:ascii="Times New Roman" w:eastAsia="Times New Roman" w:hAnsi="Times New Roman" w:cs="Times New Roman"/>
+          <w:kern w:val="0"/>
+          <w:sz w:val="24"/>
+          <w:szCs w:val="24"/>
+          <w14:ligatures w14:val="none"/>
+        </w:rPr>
+        <w:t xml:space="preserve"> or bottom. I </w:t>
+      </w:r>
+      <w:r>
+        <w:rPr>
+          <w:rFonts w:ascii="Times New Roman" w:eastAsia="Times New Roman" w:hAnsi="Times New Roman" w:cs="Times New Roman"/>
+          <w:kern w:val="0"/>
+          <w:sz w:val="24"/>
+          <w:szCs w:val="24"/>
+          <w14:ligatures w14:val="none"/>
+        </w:rPr>
+        <w:t>want it to start moving off of the screen, to</w:t>
+      </w:r>
+      <w:r>
+        <w:rPr>
+          <w:rFonts w:ascii="Times New Roman" w:eastAsia="Times New Roman" w:hAnsi="Times New Roman" w:cs="Times New Roman"/>
+          <w:kern w:val="0"/>
+          <w:sz w:val="24"/>
+          <w:szCs w:val="24"/>
+          <w14:ligatures w14:val="none"/>
+        </w:rPr>
+        <w:t xml:space="preserve"> the right. Make sure DaVinci knows what you want your starting point to be, so make sure you set a diamond to red</w:t>
+      </w:r>
+      <w:r>
+        <w:rPr>
+          <w:rFonts w:ascii="Times New Roman" w:eastAsia="Times New Roman" w:hAnsi="Times New Roman" w:cs="Times New Roman"/>
+          <w:kern w:val="0"/>
+          <w:sz w:val="24"/>
+          <w:szCs w:val="24"/>
+          <w14:ligatures w14:val="none"/>
+        </w:rPr>
+        <w:t>,</w:t>
+      </w:r>
+      <w:r>
+        <w:rPr>
+          <w:rFonts w:ascii="Times New Roman" w:eastAsia="Times New Roman" w:hAnsi="Times New Roman" w:cs="Times New Roman"/>
+          <w:kern w:val="0"/>
+          <w:sz w:val="24"/>
+          <w:szCs w:val="24"/>
+          <w14:ligatures w14:val="none"/>
+        </w:rPr>
+        <w:t xml:space="preserve"> on frame one</w:t>
+      </w:r>
+      <w:r>
+        <w:rPr>
+          <w:rFonts w:ascii="Times New Roman" w:eastAsia="Times New Roman" w:hAnsi="Times New Roman" w:cs="Times New Roman"/>
+          <w:kern w:val="0"/>
+          <w:sz w:val="24"/>
+          <w:szCs w:val="24"/>
+          <w14:ligatures w14:val="none"/>
+        </w:rPr>
+        <w:t xml:space="preserve">. Right </w:t>
       </w:r>
       <w:proofErr w:type="gramStart"/>
       <w:r>
@@ -1155,7 +1320,7 @@
           <w:szCs w:val="24"/>
           <w14:ligatures w14:val="none"/>
         </w:rPr>
-        <w:t>tab,</w:t>
+        <w:t>now</w:t>
       </w:r>
       <w:proofErr w:type="gramEnd"/>
       <w:r>
@@ -1166,7 +1331,17 @@
           <w:szCs w:val="24"/>
           <w14:ligatures w14:val="none"/>
         </w:rPr>
-        <w:t xml:space="preserve"> to move the text, we could move it left right top or bottom. I will move it off to the right. Make sure DaVinci knows what you want your starting point to be, so make sure you set a diamond to red on frame one for this too.</w:t>
+        <w:t xml:space="preserve"> the Inspector has our Center X and Y set to 0.5. This setting will position the text smack dab in the center of the screen.</w:t>
+      </w:r>
+      <w:r>
+        <w:rPr>
+          <w:rFonts w:ascii="Times New Roman" w:eastAsia="Times New Roman" w:hAnsi="Times New Roman" w:cs="Times New Roman"/>
+          <w:kern w:val="0"/>
+          <w:sz w:val="24"/>
+          <w:szCs w:val="24"/>
+          <w14:ligatures w14:val="none"/>
+        </w:rPr>
+        <w:t xml:space="preserve"> </w:t>
       </w:r>
     </w:p>
     <w:p>
@@ -1276,7 +1451,37 @@
           <w:szCs w:val="24"/>
           <w14:ligatures w14:val="none"/>
         </w:rPr>
-        <w:t>Click the diamond to set a few keyframes</w:t>
+        <w:t>Move the playhead to change the position in the video and c</w:t>
+      </w:r>
+      <w:r>
+        <w:rPr>
+          <w:rFonts w:ascii="Times New Roman" w:eastAsia="Times New Roman" w:hAnsi="Times New Roman" w:cs="Times New Roman"/>
+          <w:kern w:val="0"/>
+          <w:sz w:val="24"/>
+          <w:szCs w:val="24"/>
+          <w14:ligatures w14:val="none"/>
+        </w:rPr>
+        <w:t>lick the diamond</w:t>
+      </w:r>
+      <w:r>
+        <w:rPr>
+          <w:rFonts w:ascii="Times New Roman" w:eastAsia="Times New Roman" w:hAnsi="Times New Roman" w:cs="Times New Roman"/>
+          <w:kern w:val="0"/>
+          <w:sz w:val="24"/>
+          <w:szCs w:val="24"/>
+          <w14:ligatures w14:val="none"/>
+        </w:rPr>
+        <w:t>, at each new position,</w:t>
+      </w:r>
+      <w:r>
+        <w:rPr>
+          <w:rFonts w:ascii="Times New Roman" w:eastAsia="Times New Roman" w:hAnsi="Times New Roman" w:cs="Times New Roman"/>
+          <w:kern w:val="0"/>
+          <w:sz w:val="24"/>
+          <w:szCs w:val="24"/>
+          <w14:ligatures w14:val="none"/>
+        </w:rPr>
+        <w:t xml:space="preserve"> to set a few keyframes</w:t>
       </w:r>
     </w:p>
     <w:p>
@@ -1381,7 +1586,37 @@
           <w:szCs w:val="24"/>
           <w14:ligatures w14:val="none"/>
         </w:rPr>
-        <w:t>Remember to also set your last frame, so animation knows what it is doing.</w:t>
+        <w:t>Remember to also set your last frame, so animation knows what it is doing</w:t>
+      </w:r>
+      <w:r>
+        <w:rPr>
+          <w:rFonts w:ascii="Times New Roman" w:eastAsia="Times New Roman" w:hAnsi="Times New Roman" w:cs="Times New Roman"/>
+          <w:kern w:val="0"/>
+          <w:sz w:val="24"/>
+          <w:szCs w:val="24"/>
+          <w14:ligatures w14:val="none"/>
+        </w:rPr>
+        <w:t>, when it ends</w:t>
+      </w:r>
+      <w:r>
+        <w:rPr>
+          <w:rFonts w:ascii="Times New Roman" w:eastAsia="Times New Roman" w:hAnsi="Times New Roman" w:cs="Times New Roman"/>
+          <w:kern w:val="0"/>
+          <w:sz w:val="24"/>
+          <w:szCs w:val="24"/>
+          <w14:ligatures w14:val="none"/>
+        </w:rPr>
+        <w:t>.</w:t>
+      </w:r>
+      <w:r>
+        <w:rPr>
+          <w:rFonts w:ascii="Times New Roman" w:eastAsia="Times New Roman" w:hAnsi="Times New Roman" w:cs="Times New Roman"/>
+          <w:kern w:val="0"/>
+          <w:sz w:val="24"/>
+          <w:szCs w:val="24"/>
+          <w14:ligatures w14:val="none"/>
+        </w:rPr>
+        <w:t xml:space="preserve"> Setting the Center X to 1.381, will move our text off of the screen to the right.</w:t>
       </w:r>
     </w:p>
     <w:p>
@@ -1406,9 +1641,9 @@
         </w:rPr>
         <w:lastRenderedPageBreak/>
         <w:drawing>
-          <wp:inline distT="0" distB="0" distL="0" distR="0" wp14:anchorId="2D00BCA5" wp14:editId="1051C961">
+          <wp:inline distT="0" distB="0" distL="0" distR="0" wp14:anchorId="2D00BCA5" wp14:editId="205AA574">
             <wp:extent cx="4029637" cy="2495898"/>
-            <wp:effectExtent l="0" t="0" r="9525" b="0"/>
+            <wp:effectExtent l="76200" t="76200" r="142875" b="133350"/>
             <wp:docPr id="734299878" name="Picture 1"/>
             <wp:cNvGraphicFramePr>
               <a:graphicFrameLocks xmlns:a="http://schemas.openxmlformats.org/drawingml/2006/main" noChangeAspect="1"/>
@@ -1434,6 +1669,20 @@
                     <a:prstGeom prst="rect">
                       <a:avLst/>
                     </a:prstGeom>
+                    <a:ln w="38100" cap="sq">
+                      <a:solidFill>
+                        <a:srgbClr val="000000"/>
+                      </a:solidFill>
+                      <a:prstDash val="solid"/>
+                      <a:miter lim="800000"/>
+                    </a:ln>
+                    <a:effectLst>
+                      <a:outerShdw blurRad="50800" dist="38100" dir="2700000" algn="tl" rotWithShape="0">
+                        <a:srgbClr val="000000">
+                          <a:alpha val="43000"/>
+                        </a:srgbClr>
+                      </a:outerShdw>
+                    </a:effectLst>
                   </pic:spPr>
                 </pic:pic>
               </a:graphicData>
@@ -1445,28 +1694,23 @@
     <w:p>
       <w:pPr>
         <w:spacing w:before="100" w:beforeAutospacing="1" w:after="100" w:afterAutospacing="1" w:line="240" w:lineRule="auto"/>
-        <w:outlineLvl w:val="2"/>
-        <w:rPr>
-          <w:rFonts w:ascii="Times New Roman" w:eastAsia="Times New Roman" w:hAnsi="Times New Roman" w:cs="Times New Roman"/>
-          <w:b/>
-          <w:bCs/>
-          <w:kern w:val="0"/>
-          <w:sz w:val="27"/>
-          <w:szCs w:val="27"/>
-          <w14:ligatures w14:val="none"/>
-        </w:rPr>
-      </w:pPr>
-      <w:r>
-        <w:rPr>
-          <w:rFonts w:ascii="Times New Roman" w:eastAsia="Times New Roman" w:hAnsi="Times New Roman" w:cs="Times New Roman"/>
-          <w:b/>
-          <w:bCs/>
-          <w:kern w:val="0"/>
-          <w:sz w:val="27"/>
-          <w:szCs w:val="27"/>
-          <w14:ligatures w14:val="none"/>
-        </w:rPr>
-        <w:t>2. Open the Keyframe Panel</w:t>
+        <w:rPr>
+          <w:rFonts w:ascii="Times New Roman" w:eastAsia="Times New Roman" w:hAnsi="Times New Roman" w:cs="Times New Roman"/>
+          <w:kern w:val="0"/>
+          <w:sz w:val="24"/>
+          <w:szCs w:val="24"/>
+          <w14:ligatures w14:val="none"/>
+        </w:rPr>
+      </w:pPr>
+      <w:r>
+        <w:rPr>
+          <w:rFonts w:ascii="Times New Roman" w:eastAsia="Times New Roman" w:hAnsi="Times New Roman" w:cs="Times New Roman"/>
+          <w:kern w:val="0"/>
+          <w:sz w:val="24"/>
+          <w:szCs w:val="24"/>
+          <w14:ligatures w14:val="none"/>
+        </w:rPr>
+        <w:t>Ok, you can look at your Keyframe panel inside of your Edit page, but you will see absolutely no keyframes. This is because you are using text, and your Edit page, will not recognize your animation key frames.</w:t>
       </w:r>
     </w:p>
     <w:p>
@@ -1488,15 +1732,11 @@
           <w:szCs w:val="24"/>
           <w14:ligatures w14:val="none"/>
         </w:rPr>
-        <w:t>This is the part beginners always miss.</w:t>
-      </w:r>
-    </w:p>
-    <w:p>
-      <w:pPr>
-        <w:numPr>
-          <w:ilvl w:val="0"/>
-          <w:numId w:val="16"/>
-        </w:numPr>
+        <w:t>See, no keyframes, and it also says you have no parameters when you know you animated the Center X to make that text move.</w:t>
+      </w:r>
+    </w:p>
+    <w:p>
+      <w:pPr>
         <w:spacing w:before="100" w:beforeAutospacing="1" w:after="100" w:afterAutospacing="1" w:line="240" w:lineRule="auto"/>
         <w:rPr>
           <w:rFonts w:ascii="Times New Roman" w:eastAsia="Times New Roman" w:hAnsi="Times New Roman" w:cs="Times New Roman"/>
@@ -1514,15 +1754,78 @@
           <w:szCs w:val="24"/>
           <w14:ligatures w14:val="none"/>
         </w:rPr>
-        <w:t>In the Edit page</w:t>
-      </w:r>
-    </w:p>
-    <w:p>
-      <w:pPr>
-        <w:numPr>
-          <w:ilvl w:val="0"/>
-          <w:numId w:val="16"/>
-        </w:numPr>
+        <w:drawing>
+          <wp:inline distT="0" distB="0" distL="0" distR="0" wp14:anchorId="00CF543B" wp14:editId="33705E56">
+            <wp:extent cx="5943600" cy="3008630"/>
+            <wp:effectExtent l="76200" t="76200" r="133350" b="134620"/>
+            <wp:docPr id="665259255" name="Picture 1"/>
+            <wp:cNvGraphicFramePr>
+              <a:graphicFrameLocks xmlns:a="http://schemas.openxmlformats.org/drawingml/2006/main" noChangeAspect="1"/>
+            </wp:cNvGraphicFramePr>
+            <a:graphic xmlns:a="http://schemas.openxmlformats.org/drawingml/2006/main">
+              <a:graphicData uri="http://schemas.openxmlformats.org/drawingml/2006/picture">
+                <pic:pic xmlns:pic="http://schemas.openxmlformats.org/drawingml/2006/picture">
+                  <pic:nvPicPr>
+                    <pic:cNvPr id="665259255" name=""/>
+                    <pic:cNvPicPr/>
+                  </pic:nvPicPr>
+                  <pic:blipFill>
+                    <a:blip r:embed="rId17"/>
+                    <a:stretch>
+                      <a:fillRect/>
+                    </a:stretch>
+                  </pic:blipFill>
+                  <pic:spPr>
+                    <a:xfrm>
+                      <a:off x="0" y="0"/>
+                      <a:ext cx="5943600" cy="3008630"/>
+                    </a:xfrm>
+                    <a:prstGeom prst="rect">
+                      <a:avLst/>
+                    </a:prstGeom>
+                    <a:ln w="38100" cap="sq">
+                      <a:solidFill>
+                        <a:srgbClr val="000000"/>
+                      </a:solidFill>
+                      <a:prstDash val="solid"/>
+                      <a:miter lim="800000"/>
+                    </a:ln>
+                    <a:effectLst>
+                      <a:outerShdw blurRad="50800" dist="38100" dir="2700000" algn="tl" rotWithShape="0">
+                        <a:srgbClr val="000000">
+                          <a:alpha val="43000"/>
+                        </a:srgbClr>
+                      </a:outerShdw>
+                    </a:effectLst>
+                  </pic:spPr>
+                </pic:pic>
+              </a:graphicData>
+            </a:graphic>
+          </wp:inline>
+        </w:drawing>
+      </w:r>
+    </w:p>
+    <w:p>
+      <w:pPr>
+        <w:pStyle w:val="Heading1"/>
+        <w:rPr>
+          <w:rFonts w:eastAsia="Times New Roman"/>
+        </w:rPr>
+      </w:pPr>
+      <w:r>
+        <w:rPr>
+          <w:rFonts w:eastAsia="Times New Roman"/>
+        </w:rPr>
+        <w:t>Fusion Page</w:t>
+      </w:r>
+    </w:p>
+    <w:p>
+      <w:r>
+        <w:t>Hit your Fusion tab to go to the Fusion page.</w:t>
+      </w:r>
+    </w:p>
+    <w:p>
+      <w:pPr>
         <w:spacing w:before="100" w:beforeAutospacing="1" w:after="100" w:afterAutospacing="1" w:line="240" w:lineRule="auto"/>
         <w:rPr>
           <w:rFonts w:ascii="Times New Roman" w:eastAsia="Times New Roman" w:hAnsi="Times New Roman" w:cs="Times New Roman"/>
@@ -1540,26 +1843,60 @@
           <w:szCs w:val="24"/>
           <w14:ligatures w14:val="none"/>
         </w:rPr>
-        <w:t>Top</w:t>
-      </w:r>
-      <w:r>
-        <w:rPr>
-          <w:rFonts w:ascii="Times New Roman" w:eastAsia="Times New Roman" w:hAnsi="Times New Roman" w:cs="Times New Roman"/>
-          <w:kern w:val="0"/>
-          <w:sz w:val="24"/>
-          <w:szCs w:val="24"/>
-          <w14:ligatures w14:val="none"/>
-        </w:rPr>
-        <w:noBreakHyphen/>
-        <w:t>right of the timeline</w:t>
-      </w:r>
-    </w:p>
-    <w:p>
-      <w:pPr>
-        <w:numPr>
-          <w:ilvl w:val="0"/>
-          <w:numId w:val="16"/>
-        </w:numPr>
+        <w:lastRenderedPageBreak/>
+        <w:drawing>
+          <wp:inline distT="0" distB="0" distL="0" distR="0" wp14:anchorId="71F6D643" wp14:editId="59FFA743">
+            <wp:extent cx="1286054" cy="438211"/>
+            <wp:effectExtent l="76200" t="76200" r="142875" b="133350"/>
+            <wp:docPr id="2111790012" name="Picture 1"/>
+            <wp:cNvGraphicFramePr>
+              <a:graphicFrameLocks xmlns:a="http://schemas.openxmlformats.org/drawingml/2006/main" noChangeAspect="1"/>
+            </wp:cNvGraphicFramePr>
+            <a:graphic xmlns:a="http://schemas.openxmlformats.org/drawingml/2006/main">
+              <a:graphicData uri="http://schemas.openxmlformats.org/drawingml/2006/picture">
+                <pic:pic xmlns:pic="http://schemas.openxmlformats.org/drawingml/2006/picture">
+                  <pic:nvPicPr>
+                    <pic:cNvPr id="2111790012" name=""/>
+                    <pic:cNvPicPr/>
+                  </pic:nvPicPr>
+                  <pic:blipFill>
+                    <a:blip r:embed="rId18"/>
+                    <a:stretch>
+                      <a:fillRect/>
+                    </a:stretch>
+                  </pic:blipFill>
+                  <pic:spPr>
+                    <a:xfrm>
+                      <a:off x="0" y="0"/>
+                      <a:ext cx="1286054" cy="438211"/>
+                    </a:xfrm>
+                    <a:prstGeom prst="rect">
+                      <a:avLst/>
+                    </a:prstGeom>
+                    <a:ln w="38100" cap="sq">
+                      <a:solidFill>
+                        <a:srgbClr val="000000"/>
+                      </a:solidFill>
+                      <a:prstDash val="solid"/>
+                      <a:miter lim="800000"/>
+                    </a:ln>
+                    <a:effectLst>
+                      <a:outerShdw blurRad="50800" dist="38100" dir="2700000" algn="tl" rotWithShape="0">
+                        <a:srgbClr val="000000">
+                          <a:alpha val="43000"/>
+                        </a:srgbClr>
+                      </a:outerShdw>
+                    </a:effectLst>
+                  </pic:spPr>
+                </pic:pic>
+              </a:graphicData>
+            </a:graphic>
+          </wp:inline>
+        </w:drawing>
+      </w:r>
+    </w:p>
+    <w:p>
+      <w:pPr>
         <w:spacing w:before="100" w:beforeAutospacing="1" w:after="100" w:afterAutospacing="1" w:line="240" w:lineRule="auto"/>
         <w:rPr>
           <w:rFonts w:ascii="Times New Roman" w:eastAsia="Times New Roman" w:hAnsi="Times New Roman" w:cs="Times New Roman"/>
@@ -1577,29 +1914,7 @@
           <w:szCs w:val="24"/>
           <w14:ligatures w14:val="none"/>
         </w:rPr>
-        <w:t xml:space="preserve">Click the </w:t>
-      </w:r>
-      <w:r>
-        <w:rPr>
-          <w:rFonts w:ascii="Times New Roman" w:eastAsia="Times New Roman" w:hAnsi="Times New Roman" w:cs="Times New Roman"/>
-          <w:b/>
-          <w:bCs/>
-          <w:kern w:val="0"/>
-          <w:sz w:val="24"/>
-          <w:szCs w:val="24"/>
-          <w14:ligatures w14:val="none"/>
-        </w:rPr>
-        <w:t>Keyframe icon</w:t>
-      </w:r>
-      <w:r>
-        <w:rPr>
-          <w:rFonts w:ascii="Times New Roman" w:eastAsia="Times New Roman" w:hAnsi="Times New Roman" w:cs="Times New Roman"/>
-          <w:kern w:val="0"/>
-          <w:sz w:val="24"/>
-          <w:szCs w:val="24"/>
-          <w14:ligatures w14:val="none"/>
-        </w:rPr>
-        <w:t xml:space="preserve"> (looks like a diamond)</w:t>
+        <w:t>On the top, sort of to your right. Hit the Spline tab</w:t>
       </w:r>
     </w:p>
     <w:p>
@@ -1621,34 +1936,77 @@
           <w:szCs w:val="24"/>
           <w14:ligatures w14:val="none"/>
         </w:rPr>
-        <w:t>This opens the mini keyframe timeline under your clip.</w:t>
+        <w:drawing>
+          <wp:inline distT="0" distB="0" distL="0" distR="0" wp14:anchorId="46287787" wp14:editId="1FAC1624">
+            <wp:extent cx="5039428" cy="2257740"/>
+            <wp:effectExtent l="76200" t="76200" r="142240" b="142875"/>
+            <wp:docPr id="1292369540" name="Picture 1"/>
+            <wp:cNvGraphicFramePr>
+              <a:graphicFrameLocks xmlns:a="http://schemas.openxmlformats.org/drawingml/2006/main" noChangeAspect="1"/>
+            </wp:cNvGraphicFramePr>
+            <a:graphic xmlns:a="http://schemas.openxmlformats.org/drawingml/2006/main">
+              <a:graphicData uri="http://schemas.openxmlformats.org/drawingml/2006/picture">
+                <pic:pic xmlns:pic="http://schemas.openxmlformats.org/drawingml/2006/picture">
+                  <pic:nvPicPr>
+                    <pic:cNvPr id="1292369540" name=""/>
+                    <pic:cNvPicPr/>
+                  </pic:nvPicPr>
+                  <pic:blipFill>
+                    <a:blip r:embed="rId19"/>
+                    <a:stretch>
+                      <a:fillRect/>
+                    </a:stretch>
+                  </pic:blipFill>
+                  <pic:spPr>
+                    <a:xfrm>
+                      <a:off x="0" y="0"/>
+                      <a:ext cx="5039428" cy="2257740"/>
+                    </a:xfrm>
+                    <a:prstGeom prst="rect">
+                      <a:avLst/>
+                    </a:prstGeom>
+                    <a:ln w="38100" cap="sq">
+                      <a:solidFill>
+                        <a:srgbClr val="000000"/>
+                      </a:solidFill>
+                      <a:prstDash val="solid"/>
+                      <a:miter lim="800000"/>
+                    </a:ln>
+                    <a:effectLst>
+                      <a:outerShdw blurRad="50800" dist="38100" dir="2700000" algn="tl" rotWithShape="0">
+                        <a:srgbClr val="000000">
+                          <a:alpha val="43000"/>
+                        </a:srgbClr>
+                      </a:outerShdw>
+                    </a:effectLst>
+                  </pic:spPr>
+                </pic:pic>
+              </a:graphicData>
+            </a:graphic>
+          </wp:inline>
+        </w:drawing>
       </w:r>
     </w:p>
     <w:p>
       <w:pPr>
         <w:spacing w:before="100" w:beforeAutospacing="1" w:after="100" w:afterAutospacing="1" w:line="240" w:lineRule="auto"/>
-        <w:outlineLvl w:val="2"/>
-        <w:rPr>
-          <w:rFonts w:ascii="Times New Roman" w:eastAsia="Times New Roman" w:hAnsi="Times New Roman" w:cs="Times New Roman"/>
-          <w:b/>
-          <w:bCs/>
-          <w:kern w:val="0"/>
-          <w:sz w:val="27"/>
-          <w:szCs w:val="27"/>
-          <w14:ligatures w14:val="none"/>
-        </w:rPr>
-      </w:pPr>
-      <w:r>
-        <w:rPr>
-          <w:rFonts w:ascii="Times New Roman" w:eastAsia="Times New Roman" w:hAnsi="Times New Roman" w:cs="Times New Roman"/>
-          <w:b/>
-          <w:bCs/>
-          <w:kern w:val="0"/>
-          <w:sz w:val="27"/>
-          <w:szCs w:val="27"/>
-          <w14:ligatures w14:val="none"/>
-        </w:rPr>
-        <w:t>3. Expand the clip’s keyframes</w:t>
+        <w:rPr>
+          <w:rFonts w:ascii="Times New Roman" w:eastAsia="Times New Roman" w:hAnsi="Times New Roman" w:cs="Times New Roman"/>
+          <w:kern w:val="0"/>
+          <w:sz w:val="24"/>
+          <w:szCs w:val="24"/>
+          <w14:ligatures w14:val="none"/>
+        </w:rPr>
+      </w:pPr>
+      <w:r>
+        <w:rPr>
+          <w:rFonts w:ascii="Times New Roman" w:eastAsia="Times New Roman" w:hAnsi="Times New Roman" w:cs="Times New Roman"/>
+          <w:kern w:val="0"/>
+          <w:sz w:val="24"/>
+          <w:szCs w:val="24"/>
+          <w14:ligatures w14:val="none"/>
+        </w:rPr>
+        <w:t>Now look at the bottom of the screen to the right of the node panel. You will see your spline panel, just trying to peek out.</w:t>
       </w:r>
     </w:p>
     <w:p>
@@ -1670,15 +2028,45 @@
           <w:szCs w:val="24"/>
           <w14:ligatures w14:val="none"/>
         </w:rPr>
-        <w:t>Click the little arrow next to the clip name so you can see:</w:t>
-      </w:r>
-    </w:p>
-    <w:p>
-      <w:pPr>
-        <w:numPr>
-          <w:ilvl w:val="0"/>
-          <w:numId w:val="17"/>
-        </w:numPr>
+        <w:drawing>
+          <wp:inline distT="0" distB="0" distL="0" distR="0" wp14:anchorId="6E216CC5" wp14:editId="591B2BBA">
+            <wp:extent cx="5943600" cy="3355340"/>
+            <wp:effectExtent l="0" t="0" r="0" b="0"/>
+            <wp:docPr id="1099935237" name="Picture 1"/>
+            <wp:cNvGraphicFramePr>
+              <a:graphicFrameLocks xmlns:a="http://schemas.openxmlformats.org/drawingml/2006/main" noChangeAspect="1"/>
+            </wp:cNvGraphicFramePr>
+            <a:graphic xmlns:a="http://schemas.openxmlformats.org/drawingml/2006/main">
+              <a:graphicData uri="http://schemas.openxmlformats.org/drawingml/2006/picture">
+                <pic:pic xmlns:pic="http://schemas.openxmlformats.org/drawingml/2006/picture">
+                  <pic:nvPicPr>
+                    <pic:cNvPr id="1099935237" name=""/>
+                    <pic:cNvPicPr/>
+                  </pic:nvPicPr>
+                  <pic:blipFill>
+                    <a:blip r:embed="rId20"/>
+                    <a:stretch>
+                      <a:fillRect/>
+                    </a:stretch>
+                  </pic:blipFill>
+                  <pic:spPr>
+                    <a:xfrm>
+                      <a:off x="0" y="0"/>
+                      <a:ext cx="5943600" cy="3355340"/>
+                    </a:xfrm>
+                    <a:prstGeom prst="rect">
+                      <a:avLst/>
+                    </a:prstGeom>
+                  </pic:spPr>
+                </pic:pic>
+              </a:graphicData>
+            </a:graphic>
+          </wp:inline>
+        </w:drawing>
+      </w:r>
+    </w:p>
+    <w:p>
+      <w:pPr>
         <w:spacing w:before="100" w:beforeAutospacing="1" w:after="100" w:afterAutospacing="1" w:line="240" w:lineRule="auto"/>
         <w:rPr>
           <w:rFonts w:ascii="Times New Roman" w:eastAsia="Times New Roman" w:hAnsi="Times New Roman" w:cs="Times New Roman"/>
@@ -1691,22 +2079,16 @@
       <w:r>
         <w:rPr>
           <w:rFonts w:ascii="Times New Roman" w:eastAsia="Times New Roman" w:hAnsi="Times New Roman" w:cs="Times New Roman"/>
-          <w:b/>
-          <w:bCs/>
-          <w:kern w:val="0"/>
-          <w:sz w:val="24"/>
-          <w:szCs w:val="24"/>
-          <w14:ligatures w14:val="none"/>
-        </w:rPr>
-        <w:t>Transform</w:t>
-      </w:r>
-    </w:p>
-    <w:p>
-      <w:pPr>
-        <w:numPr>
-          <w:ilvl w:val="0"/>
-          <w:numId w:val="17"/>
-        </w:numPr>
+          <w:kern w:val="0"/>
+          <w:sz w:val="24"/>
+          <w:szCs w:val="24"/>
+          <w14:ligatures w14:val="none"/>
+        </w:rPr>
+        <w:t>Pull that panel out so we can see it.</w:t>
+      </w:r>
+    </w:p>
+    <w:p>
+      <w:pPr>
         <w:spacing w:before="100" w:beforeAutospacing="1" w:after="100" w:afterAutospacing="1" w:line="240" w:lineRule="auto"/>
         <w:rPr>
           <w:rFonts w:ascii="Times New Roman" w:eastAsia="Times New Roman" w:hAnsi="Times New Roman" w:cs="Times New Roman"/>
@@ -1719,22 +2101,51 @@
       <w:r>
         <w:rPr>
           <w:rFonts w:ascii="Times New Roman" w:eastAsia="Times New Roman" w:hAnsi="Times New Roman" w:cs="Times New Roman"/>
-          <w:b/>
-          <w:bCs/>
-          <w:kern w:val="0"/>
-          <w:sz w:val="24"/>
-          <w:szCs w:val="24"/>
-          <w14:ligatures w14:val="none"/>
-        </w:rPr>
-        <w:t>Cropping</w:t>
-      </w:r>
-    </w:p>
-    <w:p>
-      <w:pPr>
-        <w:numPr>
-          <w:ilvl w:val="0"/>
-          <w:numId w:val="17"/>
-        </w:numPr>
+          <w:kern w:val="0"/>
+          <w:sz w:val="24"/>
+          <w:szCs w:val="24"/>
+          <w14:ligatures w14:val="none"/>
+        </w:rPr>
+        <w:lastRenderedPageBreak/>
+        <w:drawing>
+          <wp:inline distT="0" distB="0" distL="0" distR="0" wp14:anchorId="6980610A" wp14:editId="19B29E8C">
+            <wp:extent cx="5943600" cy="2599055"/>
+            <wp:effectExtent l="0" t="0" r="0" b="0"/>
+            <wp:docPr id="1451083665" name="Picture 1"/>
+            <wp:cNvGraphicFramePr>
+              <a:graphicFrameLocks xmlns:a="http://schemas.openxmlformats.org/drawingml/2006/main" noChangeAspect="1"/>
+            </wp:cNvGraphicFramePr>
+            <a:graphic xmlns:a="http://schemas.openxmlformats.org/drawingml/2006/main">
+              <a:graphicData uri="http://schemas.openxmlformats.org/drawingml/2006/picture">
+                <pic:pic xmlns:pic="http://schemas.openxmlformats.org/drawingml/2006/picture">
+                  <pic:nvPicPr>
+                    <pic:cNvPr id="1451083665" name=""/>
+                    <pic:cNvPicPr/>
+                  </pic:nvPicPr>
+                  <pic:blipFill>
+                    <a:blip r:embed="rId21"/>
+                    <a:stretch>
+                      <a:fillRect/>
+                    </a:stretch>
+                  </pic:blipFill>
+                  <pic:spPr>
+                    <a:xfrm>
+                      <a:off x="0" y="0"/>
+                      <a:ext cx="5943600" cy="2599055"/>
+                    </a:xfrm>
+                    <a:prstGeom prst="rect">
+                      <a:avLst/>
+                    </a:prstGeom>
+                  </pic:spPr>
+                </pic:pic>
+              </a:graphicData>
+            </a:graphic>
+          </wp:inline>
+        </w:drawing>
+      </w:r>
+    </w:p>
+    <w:p>
+      <w:pPr>
         <w:spacing w:before="100" w:beforeAutospacing="1" w:after="100" w:afterAutospacing="1" w:line="240" w:lineRule="auto"/>
         <w:rPr>
           <w:rFonts w:ascii="Times New Roman" w:eastAsia="Times New Roman" w:hAnsi="Times New Roman" w:cs="Times New Roman"/>
@@ -1747,22 +2158,16 @@
       <w:r>
         <w:rPr>
           <w:rFonts w:ascii="Times New Roman" w:eastAsia="Times New Roman" w:hAnsi="Times New Roman" w:cs="Times New Roman"/>
-          <w:b/>
-          <w:bCs/>
-          <w:kern w:val="0"/>
-          <w:sz w:val="24"/>
-          <w:szCs w:val="24"/>
-          <w14:ligatures w14:val="none"/>
-        </w:rPr>
-        <w:t>Text</w:t>
-      </w:r>
-    </w:p>
-    <w:p>
-      <w:pPr>
-        <w:numPr>
-          <w:ilvl w:val="0"/>
-          <w:numId w:val="17"/>
-        </w:numPr>
+          <w:kern w:val="0"/>
+          <w:sz w:val="24"/>
+          <w:szCs w:val="24"/>
+          <w14:ligatures w14:val="none"/>
+        </w:rPr>
+        <w:t>But if you look at your graph, you will only be seeing one little lock, when we know we set about 3 keyframes, those icons that look like locks represent the key frames.</w:t>
+      </w:r>
+    </w:p>
+    <w:p>
+      <w:pPr>
         <w:spacing w:before="100" w:beforeAutospacing="1" w:after="100" w:afterAutospacing="1" w:line="240" w:lineRule="auto"/>
         <w:rPr>
           <w:rFonts w:ascii="Times New Roman" w:eastAsia="Times New Roman" w:hAnsi="Times New Roman" w:cs="Times New Roman"/>
@@ -1780,7 +2185,7 @@
           <w:szCs w:val="24"/>
           <w14:ligatures w14:val="none"/>
         </w:rPr>
-        <w:t>etc.</w:t>
+        <w:t xml:space="preserve">Slide this slider to the left to view all of your key frames. </w:t>
       </w:r>
     </w:p>
     <w:p>
@@ -1802,29 +2207,41 @@
           <w:szCs w:val="24"/>
           <w14:ligatures w14:val="none"/>
         </w:rPr>
-        <w:t xml:space="preserve">Then expand the parameter you animated (e.g., </w:t>
-      </w:r>
-      <w:r>
-        <w:rPr>
-          <w:rFonts w:ascii="Times New Roman" w:eastAsia="Times New Roman" w:hAnsi="Times New Roman" w:cs="Times New Roman"/>
-          <w:b/>
-          <w:bCs/>
-          <w:kern w:val="0"/>
-          <w:sz w:val="24"/>
-          <w:szCs w:val="24"/>
-          <w14:ligatures w14:val="none"/>
-        </w:rPr>
-        <w:t>Center</w:t>
-      </w:r>
-      <w:r>
-        <w:rPr>
-          <w:rFonts w:ascii="Times New Roman" w:eastAsia="Times New Roman" w:hAnsi="Times New Roman" w:cs="Times New Roman"/>
-          <w:kern w:val="0"/>
-          <w:sz w:val="24"/>
-          <w:szCs w:val="24"/>
-          <w14:ligatures w14:val="none"/>
-        </w:rPr>
-        <w:t>).</w:t>
+        <w:drawing>
+          <wp:inline distT="0" distB="0" distL="0" distR="0" wp14:anchorId="586C74F6" wp14:editId="53CFF834">
+            <wp:extent cx="5353797" cy="2962688"/>
+            <wp:effectExtent l="0" t="0" r="0" b="9525"/>
+            <wp:docPr id="900176246" name="Picture 1"/>
+            <wp:cNvGraphicFramePr>
+              <a:graphicFrameLocks xmlns:a="http://schemas.openxmlformats.org/drawingml/2006/main" noChangeAspect="1"/>
+            </wp:cNvGraphicFramePr>
+            <a:graphic xmlns:a="http://schemas.openxmlformats.org/drawingml/2006/main">
+              <a:graphicData uri="http://schemas.openxmlformats.org/drawingml/2006/picture">
+                <pic:pic xmlns:pic="http://schemas.openxmlformats.org/drawingml/2006/picture">
+                  <pic:nvPicPr>
+                    <pic:cNvPr id="900176246" name=""/>
+                    <pic:cNvPicPr/>
+                  </pic:nvPicPr>
+                  <pic:blipFill>
+                    <a:blip r:embed="rId22"/>
+                    <a:stretch>
+                      <a:fillRect/>
+                    </a:stretch>
+                  </pic:blipFill>
+                  <pic:spPr>
+                    <a:xfrm>
+                      <a:off x="0" y="0"/>
+                      <a:ext cx="5353797" cy="2962688"/>
+                    </a:xfrm>
+                    <a:prstGeom prst="rect">
+                      <a:avLst/>
+                    </a:prstGeom>
+                  </pic:spPr>
+                </pic:pic>
+              </a:graphicData>
+            </a:graphic>
+          </wp:inline>
+        </w:drawing>
       </w:r>
     </w:p>
     <w:p>
@@ -1846,34 +2263,78 @@
           <w:szCs w:val="24"/>
           <w14:ligatures w14:val="none"/>
         </w:rPr>
-        <w:t>Now you’ll see the diamonds.</w:t>
+        <w:t>Now we can draw select all the keyframes.</w:t>
       </w:r>
     </w:p>
     <w:p>
       <w:pPr>
         <w:spacing w:before="100" w:beforeAutospacing="1" w:after="100" w:afterAutospacing="1" w:line="240" w:lineRule="auto"/>
-        <w:outlineLvl w:val="2"/>
-        <w:rPr>
-          <w:rFonts w:ascii="Times New Roman" w:eastAsia="Times New Roman" w:hAnsi="Times New Roman" w:cs="Times New Roman"/>
-          <w:b/>
-          <w:bCs/>
-          <w:kern w:val="0"/>
-          <w:sz w:val="27"/>
-          <w:szCs w:val="27"/>
-          <w14:ligatures w14:val="none"/>
-        </w:rPr>
-      </w:pPr>
-      <w:r>
-        <w:rPr>
-          <w:rFonts w:ascii="Times New Roman" w:eastAsia="Times New Roman" w:hAnsi="Times New Roman" w:cs="Times New Roman"/>
-          <w:b/>
-          <w:bCs/>
-          <w:kern w:val="0"/>
-          <w:sz w:val="27"/>
-          <w:szCs w:val="27"/>
-          <w14:ligatures w14:val="none"/>
-        </w:rPr>
-        <w:t>4. Select the keyframes you want to copy</w:t>
+        <w:rPr>
+          <w:rFonts w:ascii="Times New Roman" w:eastAsia="Times New Roman" w:hAnsi="Times New Roman" w:cs="Times New Roman"/>
+          <w:kern w:val="0"/>
+          <w:sz w:val="24"/>
+          <w:szCs w:val="24"/>
+          <w14:ligatures w14:val="none"/>
+        </w:rPr>
+      </w:pPr>
+      <w:r>
+        <w:rPr>
+          <w:rFonts w:ascii="Times New Roman" w:eastAsia="Times New Roman" w:hAnsi="Times New Roman" w:cs="Times New Roman"/>
+          <w:kern w:val="0"/>
+          <w:sz w:val="24"/>
+          <w:szCs w:val="24"/>
+          <w14:ligatures w14:val="none"/>
+        </w:rPr>
+        <w:lastRenderedPageBreak/>
+        <w:drawing>
+          <wp:inline distT="0" distB="0" distL="0" distR="0" wp14:anchorId="7B9321B5" wp14:editId="39CD0A48">
+            <wp:extent cx="2781688" cy="1838582"/>
+            <wp:effectExtent l="76200" t="76200" r="133350" b="142875"/>
+            <wp:docPr id="472096703" name="Picture 1"/>
+            <wp:cNvGraphicFramePr>
+              <a:graphicFrameLocks xmlns:a="http://schemas.openxmlformats.org/drawingml/2006/main" noChangeAspect="1"/>
+            </wp:cNvGraphicFramePr>
+            <a:graphic xmlns:a="http://schemas.openxmlformats.org/drawingml/2006/main">
+              <a:graphicData uri="http://schemas.openxmlformats.org/drawingml/2006/picture">
+                <pic:pic xmlns:pic="http://schemas.openxmlformats.org/drawingml/2006/picture">
+                  <pic:nvPicPr>
+                    <pic:cNvPr id="472096703" name=""/>
+                    <pic:cNvPicPr/>
+                  </pic:nvPicPr>
+                  <pic:blipFill>
+                    <a:blip r:embed="rId23"/>
+                    <a:stretch>
+                      <a:fillRect/>
+                    </a:stretch>
+                  </pic:blipFill>
+                  <pic:spPr>
+                    <a:xfrm>
+                      <a:off x="0" y="0"/>
+                      <a:ext cx="2781688" cy="1838582"/>
+                    </a:xfrm>
+                    <a:prstGeom prst="rect">
+                      <a:avLst/>
+                    </a:prstGeom>
+                    <a:ln w="38100" cap="sq">
+                      <a:solidFill>
+                        <a:srgbClr val="000000"/>
+                      </a:solidFill>
+                      <a:prstDash val="solid"/>
+                      <a:miter lim="800000"/>
+                    </a:ln>
+                    <a:effectLst>
+                      <a:outerShdw blurRad="50800" dist="38100" dir="2700000" algn="tl" rotWithShape="0">
+                        <a:srgbClr val="000000">
+                          <a:alpha val="43000"/>
+                        </a:srgbClr>
+                      </a:outerShdw>
+                    </a:effectLst>
+                  </pic:spPr>
+                </pic:pic>
+              </a:graphicData>
+            </a:graphic>
+          </wp:inline>
+        </w:drawing>
       </w:r>
     </w:p>
     <w:p>
@@ -1895,15 +2356,11 @@
           <w:szCs w:val="24"/>
           <w14:ligatures w14:val="none"/>
         </w:rPr>
-        <w:t>You can:</w:t>
-      </w:r>
-    </w:p>
-    <w:p>
-      <w:pPr>
-        <w:numPr>
-          <w:ilvl w:val="0"/>
-          <w:numId w:val="18"/>
-        </w:numPr>
+        <w:t>Right click directly on the line on the spline graph.</w:t>
+      </w:r>
+    </w:p>
+    <w:p>
+      <w:pPr>
         <w:spacing w:before="100" w:beforeAutospacing="1" w:after="100" w:afterAutospacing="1" w:line="240" w:lineRule="auto"/>
         <w:rPr>
           <w:rFonts w:ascii="Times New Roman" w:eastAsia="Times New Roman" w:hAnsi="Times New Roman" w:cs="Times New Roman"/>
@@ -1921,15 +2378,45 @@
           <w:szCs w:val="24"/>
           <w14:ligatures w14:val="none"/>
         </w:rPr>
-        <w:t>Click a single diamond</w:t>
-      </w:r>
-    </w:p>
-    <w:p>
-      <w:pPr>
-        <w:numPr>
-          <w:ilvl w:val="0"/>
-          <w:numId w:val="18"/>
-        </w:numPr>
+        <w:drawing>
+          <wp:inline distT="0" distB="0" distL="0" distR="0" wp14:anchorId="7416FF69" wp14:editId="31515442">
+            <wp:extent cx="4972744" cy="3553321"/>
+            <wp:effectExtent l="0" t="0" r="0" b="9525"/>
+            <wp:docPr id="665926978" name="Picture 1"/>
+            <wp:cNvGraphicFramePr>
+              <a:graphicFrameLocks xmlns:a="http://schemas.openxmlformats.org/drawingml/2006/main" noChangeAspect="1"/>
+            </wp:cNvGraphicFramePr>
+            <a:graphic xmlns:a="http://schemas.openxmlformats.org/drawingml/2006/main">
+              <a:graphicData uri="http://schemas.openxmlformats.org/drawingml/2006/picture">
+                <pic:pic xmlns:pic="http://schemas.openxmlformats.org/drawingml/2006/picture">
+                  <pic:nvPicPr>
+                    <pic:cNvPr id="665926978" name=""/>
+                    <pic:cNvPicPr/>
+                  </pic:nvPicPr>
+                  <pic:blipFill>
+                    <a:blip r:embed="rId24"/>
+                    <a:stretch>
+                      <a:fillRect/>
+                    </a:stretch>
+                  </pic:blipFill>
+                  <pic:spPr>
+                    <a:xfrm>
+                      <a:off x="0" y="0"/>
+                      <a:ext cx="4972744" cy="3553321"/>
+                    </a:xfrm>
+                    <a:prstGeom prst="rect">
+                      <a:avLst/>
+                    </a:prstGeom>
+                  </pic:spPr>
+                </pic:pic>
+              </a:graphicData>
+            </a:graphic>
+          </wp:inline>
+        </w:drawing>
+      </w:r>
+    </w:p>
+    <w:p>
+      <w:pPr>
         <w:spacing w:before="100" w:beforeAutospacing="1" w:after="100" w:afterAutospacing="1" w:line="240" w:lineRule="auto"/>
         <w:rPr>
           <w:rFonts w:ascii="Times New Roman" w:eastAsia="Times New Roman" w:hAnsi="Times New Roman" w:cs="Times New Roman"/>
@@ -1939,58 +2426,9 @@
           <w14:ligatures w14:val="none"/>
         </w:rPr>
       </w:pPr>
-      <w:r>
-        <w:rPr>
-          <w:rFonts w:ascii="Times New Roman" w:eastAsia="Times New Roman" w:hAnsi="Times New Roman" w:cs="Times New Roman"/>
-          <w:kern w:val="0"/>
-          <w:sz w:val="24"/>
-          <w:szCs w:val="24"/>
-          <w14:ligatures w14:val="none"/>
-        </w:rPr>
-        <w:t xml:space="preserve">Or </w:t>
-      </w:r>
-      <w:r>
-        <w:rPr>
-          <w:rFonts w:ascii="Times New Roman" w:eastAsia="Times New Roman" w:hAnsi="Times New Roman" w:cs="Times New Roman"/>
-          <w:b/>
-          <w:bCs/>
-          <w:kern w:val="0"/>
-          <w:sz w:val="24"/>
-          <w:szCs w:val="24"/>
-          <w14:ligatures w14:val="none"/>
-        </w:rPr>
-        <w:t>drag</w:t>
-      </w:r>
-      <w:r>
-        <w:rPr>
-          <w:rFonts w:ascii="Times New Roman" w:eastAsia="Times New Roman" w:hAnsi="Times New Roman" w:cs="Times New Roman"/>
-          <w:b/>
-          <w:bCs/>
-          <w:kern w:val="0"/>
-          <w:sz w:val="24"/>
-          <w:szCs w:val="24"/>
-          <w14:ligatures w14:val="none"/>
-        </w:rPr>
-        <w:noBreakHyphen/>
-        <w:t>select</w:t>
-      </w:r>
-      <w:r>
-        <w:rPr>
-          <w:rFonts w:ascii="Times New Roman" w:eastAsia="Times New Roman" w:hAnsi="Times New Roman" w:cs="Times New Roman"/>
-          <w:kern w:val="0"/>
-          <w:sz w:val="24"/>
-          <w:szCs w:val="24"/>
-          <w14:ligatures w14:val="none"/>
-        </w:rPr>
-        <w:t xml:space="preserve"> across multiple diamonds</w:t>
-      </w:r>
-    </w:p>
-    <w:p>
-      <w:pPr>
-        <w:numPr>
-          <w:ilvl w:val="0"/>
-          <w:numId w:val="18"/>
-        </w:numPr>
+    </w:p>
+    <w:p>
+      <w:pPr>
         <w:spacing w:before="100" w:beforeAutospacing="1" w:after="100" w:afterAutospacing="1" w:line="240" w:lineRule="auto"/>
         <w:rPr>
           <w:rFonts w:ascii="Times New Roman" w:eastAsia="Times New Roman" w:hAnsi="Times New Roman" w:cs="Times New Roman"/>
@@ -2008,42 +2446,7 @@
           <w:szCs w:val="24"/>
           <w14:ligatures w14:val="none"/>
         </w:rPr>
-        <w:t xml:space="preserve">Or </w:t>
-      </w:r>
-      <w:r>
-        <w:rPr>
-          <w:rFonts w:ascii="Times New Roman" w:eastAsia="Times New Roman" w:hAnsi="Times New Roman" w:cs="Times New Roman"/>
-          <w:b/>
-          <w:bCs/>
-          <w:kern w:val="0"/>
-          <w:sz w:val="24"/>
-          <w:szCs w:val="24"/>
-          <w14:ligatures w14:val="none"/>
-        </w:rPr>
-        <w:t>Shift</w:t>
-      </w:r>
-      <w:r>
-        <w:rPr>
-          <w:rFonts w:ascii="Times New Roman" w:eastAsia="Times New Roman" w:hAnsi="Times New Roman" w:cs="Times New Roman"/>
-          <w:b/>
-          <w:bCs/>
-          <w:kern w:val="0"/>
-          <w:sz w:val="24"/>
-          <w:szCs w:val="24"/>
-          <w14:ligatures w14:val="none"/>
-        </w:rPr>
-        <w:noBreakHyphen/>
-        <w:t>click</w:t>
-      </w:r>
-      <w:r>
-        <w:rPr>
-          <w:rFonts w:ascii="Times New Roman" w:eastAsia="Times New Roman" w:hAnsi="Times New Roman" w:cs="Times New Roman"/>
-          <w:kern w:val="0"/>
-          <w:sz w:val="24"/>
-          <w:szCs w:val="24"/>
-          <w14:ligatures w14:val="none"/>
-        </w:rPr>
-        <w:t xml:space="preserve"> to select specific ones</w:t>
+        <w:t>Your graph will change to represent the easing.</w:t>
       </w:r>
     </w:p>
     <w:p>
@@ -2057,398 +2460,655 @@
           <w14:ligatures w14:val="none"/>
         </w:rPr>
       </w:pPr>
-      <w:r>
-        <w:rPr>
-          <w:rFonts w:ascii="Times New Roman" w:eastAsia="Times New Roman" w:hAnsi="Times New Roman" w:cs="Times New Roman"/>
-          <w:kern w:val="0"/>
-          <w:sz w:val="24"/>
-          <w:szCs w:val="24"/>
-          <w14:ligatures w14:val="none"/>
-        </w:rPr>
+    </w:p>
+    <w:p>
+      <w:pPr>
+        <w:spacing w:before="100" w:beforeAutospacing="1" w:after="100" w:afterAutospacing="1" w:line="240" w:lineRule="auto"/>
+        <w:rPr>
+          <w:rFonts w:ascii="Times New Roman" w:eastAsia="Times New Roman" w:hAnsi="Times New Roman" w:cs="Times New Roman"/>
+          <w:kern w:val="0"/>
+          <w:sz w:val="24"/>
+          <w:szCs w:val="24"/>
+          <w14:ligatures w14:val="none"/>
+        </w:rPr>
+      </w:pPr>
+    </w:p>
+    <w:p>
+      <w:pPr>
+        <w:spacing w:before="100" w:beforeAutospacing="1" w:after="100" w:afterAutospacing="1" w:line="240" w:lineRule="auto"/>
+        <w:rPr>
+          <w:rFonts w:ascii="Times New Roman" w:eastAsia="Times New Roman" w:hAnsi="Times New Roman" w:cs="Times New Roman"/>
+          <w:kern w:val="0"/>
+          <w:sz w:val="24"/>
+          <w:szCs w:val="24"/>
+          <w14:ligatures w14:val="none"/>
+        </w:rPr>
+      </w:pPr>
+    </w:p>
+    <w:p>
+      <w:pPr>
+        <w:pStyle w:val="Heading1"/>
+        <w:rPr>
+          <w:rFonts w:eastAsia="Times New Roman"/>
+        </w:rPr>
+      </w:pPr>
+    </w:p>
+    <w:p>
+      <w:pPr>
+        <w:pStyle w:val="Heading4"/>
+      </w:pPr>
+      <w:r>
+        <w:t>Spline Panel on Fusion Page</w:t>
+      </w:r>
+    </w:p>
+    <w:p>
+      <w:pPr>
+        <w:spacing w:before="100" w:beforeAutospacing="1" w:after="100" w:afterAutospacing="1" w:line="240" w:lineRule="auto"/>
+        <w:rPr>
+          <w:rFonts w:ascii="Times New Roman" w:eastAsia="Times New Roman" w:hAnsi="Times New Roman" w:cs="Times New Roman"/>
+          <w:kern w:val="0"/>
+          <w:sz w:val="24"/>
+          <w:szCs w:val="24"/>
+          <w14:ligatures w14:val="none"/>
+        </w:rPr>
+      </w:pPr>
+      <w:r>
+        <w:rPr>
+          <w:rFonts w:ascii="Times New Roman" w:eastAsia="Times New Roman" w:hAnsi="Times New Roman" w:cs="Times New Roman"/>
+          <w:kern w:val="0"/>
+          <w:sz w:val="24"/>
+          <w:szCs w:val="24"/>
+          <w14:ligatures w14:val="none"/>
+        </w:rPr>
+        <w:drawing>
+          <wp:inline distT="0" distB="0" distL="0" distR="0" wp14:anchorId="6F611F7F" wp14:editId="1818440E">
+            <wp:extent cx="3115110" cy="1676634"/>
+            <wp:effectExtent l="76200" t="76200" r="142875" b="133350"/>
+            <wp:docPr id="206075094" name="Picture 1"/>
+            <wp:cNvGraphicFramePr>
+              <a:graphicFrameLocks xmlns:a="http://schemas.openxmlformats.org/drawingml/2006/main" noChangeAspect="1"/>
+            </wp:cNvGraphicFramePr>
+            <a:graphic xmlns:a="http://schemas.openxmlformats.org/drawingml/2006/main">
+              <a:graphicData uri="http://schemas.openxmlformats.org/drawingml/2006/picture">
+                <pic:pic xmlns:pic="http://schemas.openxmlformats.org/drawingml/2006/picture">
+                  <pic:nvPicPr>
+                    <pic:cNvPr id="206075094" name=""/>
+                    <pic:cNvPicPr/>
+                  </pic:nvPicPr>
+                  <pic:blipFill>
+                    <a:blip r:embed="rId25"/>
+                    <a:stretch>
+                      <a:fillRect/>
+                    </a:stretch>
+                  </pic:blipFill>
+                  <pic:spPr>
+                    <a:xfrm>
+                      <a:off x="0" y="0"/>
+                      <a:ext cx="3115110" cy="1676634"/>
+                    </a:xfrm>
+                    <a:prstGeom prst="rect">
+                      <a:avLst/>
+                    </a:prstGeom>
+                    <a:ln w="38100" cap="sq">
+                      <a:solidFill>
+                        <a:srgbClr val="000000"/>
+                      </a:solidFill>
+                      <a:prstDash val="solid"/>
+                      <a:miter lim="800000"/>
+                    </a:ln>
+                    <a:effectLst>
+                      <a:outerShdw blurRad="50800" dist="38100" dir="2700000" algn="tl" rotWithShape="0">
+                        <a:srgbClr val="000000">
+                          <a:alpha val="43000"/>
+                        </a:srgbClr>
+                      </a:outerShdw>
+                    </a:effectLst>
+                  </pic:spPr>
+                </pic:pic>
+              </a:graphicData>
+            </a:graphic>
+          </wp:inline>
+        </w:drawing>
+      </w:r>
+    </w:p>
+    <w:p>
+      <w:pPr>
+        <w:spacing w:before="100" w:beforeAutospacing="1" w:after="100" w:afterAutospacing="1" w:line="240" w:lineRule="auto"/>
+        <w:rPr>
+          <w:rFonts w:ascii="Times New Roman" w:eastAsia="Times New Roman" w:hAnsi="Times New Roman" w:cs="Times New Roman"/>
+          <w:kern w:val="0"/>
+          <w:sz w:val="24"/>
+          <w:szCs w:val="24"/>
+          <w14:ligatures w14:val="none"/>
+        </w:rPr>
+      </w:pPr>
+    </w:p>
+    <w:p>
+      <w:pPr>
+        <w:pStyle w:val="Heading1"/>
+      </w:pPr>
+      <w:r>
+        <w:t>Edit Page</w:t>
+      </w:r>
+    </w:p>
+    <w:p>
+      <w:r>
+        <w:t xml:space="preserve">Go back to the edit page, now if we want to duplicate the key frames, we will need something to paste them into. So, we need to create another one of those </w:t>
+      </w:r>
+      <w:hyperlink w:anchor="Create__text_clip" w:history="1">
+        <w:r>
+          <w:rPr>
+            <w:rStyle w:val="Hyperlink"/>
+          </w:rPr>
+          <w:t>text</w:t>
+        </w:r>
+        <w:r>
+          <w:rPr>
+            <w:rStyle w:val="Hyperlink"/>
+          </w:rPr>
+          <w:t xml:space="preserve"> </w:t>
+        </w:r>
+        <w:r>
+          <w:rPr>
+            <w:rStyle w:val="Hyperlink"/>
+          </w:rPr>
+          <w:t>clips</w:t>
+        </w:r>
+      </w:hyperlink>
+      <w:r>
+        <w:t>. Move the playhead to after the first clip.</w:t>
+      </w:r>
+    </w:p>
+    <w:p>
+      <w:r>
+        <w:t>Remember background first and then slide the text clip down on top of it, on the timeline, or drag into the viewport.</w:t>
+      </w:r>
+    </w:p>
+    <w:p>
+      <w:r>
+        <w:drawing>
+          <wp:inline distT="0" distB="0" distL="0" distR="0" wp14:anchorId="4BA82553" wp14:editId="1F97C504">
+            <wp:extent cx="2448267" cy="2029108"/>
+            <wp:effectExtent l="76200" t="76200" r="142875" b="142875"/>
+            <wp:docPr id="283081510" name="Picture 1"/>
+            <wp:cNvGraphicFramePr>
+              <a:graphicFrameLocks xmlns:a="http://schemas.openxmlformats.org/drawingml/2006/main" noChangeAspect="1"/>
+            </wp:cNvGraphicFramePr>
+            <a:graphic xmlns:a="http://schemas.openxmlformats.org/drawingml/2006/main">
+              <a:graphicData uri="http://schemas.openxmlformats.org/drawingml/2006/picture">
+                <pic:pic xmlns:pic="http://schemas.openxmlformats.org/drawingml/2006/picture">
+                  <pic:nvPicPr>
+                    <pic:cNvPr id="283081510" name=""/>
+                    <pic:cNvPicPr/>
+                  </pic:nvPicPr>
+                  <pic:blipFill>
+                    <a:blip r:embed="rId26"/>
+                    <a:stretch>
+                      <a:fillRect/>
+                    </a:stretch>
+                  </pic:blipFill>
+                  <pic:spPr>
+                    <a:xfrm>
+                      <a:off x="0" y="0"/>
+                      <a:ext cx="2448267" cy="2029108"/>
+                    </a:xfrm>
+                    <a:prstGeom prst="rect">
+                      <a:avLst/>
+                    </a:prstGeom>
+                    <a:ln w="38100" cap="sq">
+                      <a:solidFill>
+                        <a:srgbClr val="000000"/>
+                      </a:solidFill>
+                      <a:prstDash val="solid"/>
+                      <a:miter lim="800000"/>
+                    </a:ln>
+                    <a:effectLst>
+                      <a:outerShdw blurRad="50800" dist="38100" dir="2700000" algn="tl" rotWithShape="0">
+                        <a:srgbClr val="000000">
+                          <a:alpha val="43000"/>
+                        </a:srgbClr>
+                      </a:outerShdw>
+                    </a:effectLst>
+                  </pic:spPr>
+                </pic:pic>
+              </a:graphicData>
+            </a:graphic>
+          </wp:inline>
+        </w:drawing>
+      </w:r>
+    </w:p>
+    <w:p>
+      <w:pPr>
+        <w:pStyle w:val="Heading1"/>
+      </w:pPr>
+      <w:r>
         <w:lastRenderedPageBreak/>
-        <w:t>They will highlight when selected.</w:t>
-      </w:r>
-    </w:p>
-    <w:p>
-      <w:pPr>
-        <w:spacing w:before="100" w:beforeAutospacing="1" w:after="100" w:afterAutospacing="1" w:line="240" w:lineRule="auto"/>
-        <w:outlineLvl w:val="2"/>
-        <w:rPr>
-          <w:rFonts w:ascii="Times New Roman" w:eastAsia="Times New Roman" w:hAnsi="Times New Roman" w:cs="Times New Roman"/>
-          <w:b/>
-          <w:bCs/>
-          <w:kern w:val="0"/>
-          <w:sz w:val="27"/>
-          <w:szCs w:val="27"/>
-          <w14:ligatures w14:val="none"/>
-        </w:rPr>
-      </w:pPr>
-      <w:r>
-        <w:rPr>
-          <w:rFonts w:ascii="Times New Roman" w:eastAsia="Times New Roman" w:hAnsi="Times New Roman" w:cs="Times New Roman"/>
-          <w:b/>
-          <w:bCs/>
-          <w:kern w:val="0"/>
-          <w:sz w:val="27"/>
-          <w:szCs w:val="27"/>
-          <w14:ligatures w14:val="none"/>
-        </w:rPr>
-        <w:t xml:space="preserve">5. Press </w:t>
-      </w:r>
-      <w:proofErr w:type="spellStart"/>
-      <w:r>
-        <w:rPr>
-          <w:rFonts w:ascii="Times New Roman" w:eastAsia="Times New Roman" w:hAnsi="Times New Roman" w:cs="Times New Roman"/>
-          <w:b/>
-          <w:bCs/>
-          <w:kern w:val="0"/>
-          <w:sz w:val="27"/>
-          <w:szCs w:val="27"/>
-          <w14:ligatures w14:val="none"/>
-        </w:rPr>
-        <w:t>Ctrl+C</w:t>
-      </w:r>
-      <w:proofErr w:type="spellEnd"/>
-    </w:p>
-    <w:p>
-      <w:pPr>
-        <w:spacing w:before="100" w:beforeAutospacing="1" w:after="100" w:afterAutospacing="1" w:line="240" w:lineRule="auto"/>
-        <w:rPr>
-          <w:rFonts w:ascii="Times New Roman" w:eastAsia="Times New Roman" w:hAnsi="Times New Roman" w:cs="Times New Roman"/>
-          <w:kern w:val="0"/>
-          <w:sz w:val="24"/>
-          <w:szCs w:val="24"/>
-          <w14:ligatures w14:val="none"/>
-        </w:rPr>
-      </w:pPr>
-      <w:r>
-        <w:rPr>
-          <w:rFonts w:ascii="Times New Roman" w:eastAsia="Times New Roman" w:hAnsi="Times New Roman" w:cs="Times New Roman"/>
-          <w:kern w:val="0"/>
-          <w:sz w:val="24"/>
-          <w:szCs w:val="24"/>
-          <w14:ligatures w14:val="none"/>
-        </w:rPr>
-        <w:t>This copies the selected keyframes.</w:t>
-      </w:r>
-    </w:p>
-    <w:p>
-      <w:pPr>
-        <w:spacing w:before="100" w:beforeAutospacing="1" w:after="100" w:afterAutospacing="1" w:line="240" w:lineRule="auto"/>
-        <w:outlineLvl w:val="2"/>
-        <w:rPr>
-          <w:rFonts w:ascii="Times New Roman" w:eastAsia="Times New Roman" w:hAnsi="Times New Roman" w:cs="Times New Roman"/>
-          <w:b/>
-          <w:bCs/>
-          <w:kern w:val="0"/>
-          <w:sz w:val="27"/>
-          <w:szCs w:val="27"/>
-          <w14:ligatures w14:val="none"/>
-        </w:rPr>
-      </w:pPr>
-      <w:r>
-        <w:rPr>
-          <w:rFonts w:ascii="Times New Roman" w:eastAsia="Times New Roman" w:hAnsi="Times New Roman" w:cs="Times New Roman"/>
-          <w:b/>
-          <w:bCs/>
-          <w:kern w:val="0"/>
-          <w:sz w:val="27"/>
-          <w:szCs w:val="27"/>
-          <w14:ligatures w14:val="none"/>
-        </w:rPr>
-        <w:t>6. Move the playhead to the new location</w:t>
-      </w:r>
-    </w:p>
-    <w:p>
-      <w:pPr>
-        <w:spacing w:before="100" w:beforeAutospacing="1" w:after="100" w:afterAutospacing="1" w:line="240" w:lineRule="auto"/>
-        <w:rPr>
-          <w:rFonts w:ascii="Times New Roman" w:eastAsia="Times New Roman" w:hAnsi="Times New Roman" w:cs="Times New Roman"/>
-          <w:kern w:val="0"/>
-          <w:sz w:val="24"/>
-          <w:szCs w:val="24"/>
-          <w14:ligatures w14:val="none"/>
-        </w:rPr>
-      </w:pPr>
-      <w:r>
-        <w:rPr>
-          <w:rFonts w:ascii="Times New Roman" w:eastAsia="Times New Roman" w:hAnsi="Times New Roman" w:cs="Times New Roman"/>
-          <w:kern w:val="0"/>
-          <w:sz w:val="24"/>
-          <w:szCs w:val="24"/>
-          <w14:ligatures w14:val="none"/>
-        </w:rPr>
-        <w:t>This is important:</w:t>
-      </w:r>
-    </w:p>
-    <w:p>
-      <w:pPr>
-        <w:spacing w:before="100" w:beforeAutospacing="1" w:after="100" w:afterAutospacing="1" w:line="240" w:lineRule="auto"/>
-        <w:rPr>
-          <w:rFonts w:ascii="Times New Roman" w:eastAsia="Times New Roman" w:hAnsi="Times New Roman" w:cs="Times New Roman"/>
-          <w:kern w:val="0"/>
-          <w:sz w:val="24"/>
-          <w:szCs w:val="24"/>
-          <w14:ligatures w14:val="none"/>
-        </w:rPr>
-      </w:pPr>
-      <w:r>
-        <w:rPr>
-          <w:rFonts w:ascii="Times New Roman" w:eastAsia="Times New Roman" w:hAnsi="Times New Roman" w:cs="Times New Roman"/>
-          <w:kern w:val="0"/>
-          <w:sz w:val="24"/>
-          <w:szCs w:val="24"/>
-          <w14:ligatures w14:val="none"/>
-        </w:rPr>
-        <w:t xml:space="preserve">The Edit page pastes keyframes </w:t>
-      </w:r>
-      <w:r>
-        <w:rPr>
-          <w:rFonts w:ascii="Times New Roman" w:eastAsia="Times New Roman" w:hAnsi="Times New Roman" w:cs="Times New Roman"/>
-          <w:b/>
-          <w:bCs/>
-          <w:kern w:val="0"/>
-          <w:sz w:val="24"/>
-          <w:szCs w:val="24"/>
-          <w14:ligatures w14:val="none"/>
-        </w:rPr>
-        <w:t>starting at the playhead</w:t>
-      </w:r>
-      <w:r>
-        <w:rPr>
-          <w:rFonts w:ascii="Times New Roman" w:eastAsia="Times New Roman" w:hAnsi="Times New Roman" w:cs="Times New Roman"/>
-          <w:kern w:val="0"/>
-          <w:sz w:val="24"/>
-          <w:szCs w:val="24"/>
-          <w14:ligatures w14:val="none"/>
-        </w:rPr>
-        <w:t>, not relative to the original timing.</w:t>
-      </w:r>
-    </w:p>
-    <w:p>
-      <w:pPr>
-        <w:spacing w:before="100" w:beforeAutospacing="1" w:after="100" w:afterAutospacing="1" w:line="240" w:lineRule="auto"/>
-        <w:rPr>
-          <w:rFonts w:ascii="Times New Roman" w:eastAsia="Times New Roman" w:hAnsi="Times New Roman" w:cs="Times New Roman"/>
-          <w:kern w:val="0"/>
-          <w:sz w:val="24"/>
-          <w:szCs w:val="24"/>
-          <w14:ligatures w14:val="none"/>
-        </w:rPr>
-      </w:pPr>
+        <w:t>Kick the second clip in the pants</w:t>
+      </w:r>
+    </w:p>
+    <w:p>
+      <w:r>
+        <w:t>This second clip needs a little push before fusion will recognize it fully and give you full access to the keyframes.</w:t>
+      </w:r>
+      <w:r>
+        <w:t xml:space="preserve"> Sometimes this happens. So, just know what to do when it does.</w:t>
+      </w:r>
+    </w:p>
+    <w:p>
+      <w:r>
+        <w:t>This second clip was a bit pick</w:t>
+      </w:r>
+      <w:r>
+        <w:t>i</w:t>
+      </w:r>
+      <w:r>
+        <w:t>er</w:t>
+      </w:r>
+      <w:r>
+        <w:t>,</w:t>
+      </w:r>
+      <w:r>
+        <w:t xml:space="preserve"> and so </w:t>
+      </w:r>
+      <w:r>
+        <w:t xml:space="preserve">the animation </w:t>
+      </w:r>
+      <w:r>
+        <w:t xml:space="preserve">needed to be done </w:t>
+      </w:r>
+      <w:r>
+        <w:t xml:space="preserve">on the Fusion page. Before </w:t>
+      </w:r>
+      <w:r>
+        <w:t>anything became visible in the Spline panel</w:t>
+      </w:r>
+      <w:r>
+        <w:t>.</w:t>
+      </w:r>
+    </w:p>
+    <w:p>
+      <w:r>
+        <w:drawing>
+          <wp:inline distT="0" distB="0" distL="0" distR="0" wp14:anchorId="01C35138" wp14:editId="7D12D799">
+            <wp:extent cx="5943600" cy="3399155"/>
+            <wp:effectExtent l="76200" t="76200" r="133350" b="125095"/>
+            <wp:docPr id="1948866269" name="Picture 1"/>
+            <wp:cNvGraphicFramePr>
+              <a:graphicFrameLocks xmlns:a="http://schemas.openxmlformats.org/drawingml/2006/main" noChangeAspect="1"/>
+            </wp:cNvGraphicFramePr>
+            <a:graphic xmlns:a="http://schemas.openxmlformats.org/drawingml/2006/main">
+              <a:graphicData uri="http://schemas.openxmlformats.org/drawingml/2006/picture">
+                <pic:pic xmlns:pic="http://schemas.openxmlformats.org/drawingml/2006/picture">
+                  <pic:nvPicPr>
+                    <pic:cNvPr id="1948866269" name=""/>
+                    <pic:cNvPicPr/>
+                  </pic:nvPicPr>
+                  <pic:blipFill>
+                    <a:blip r:embed="rId27"/>
+                    <a:stretch>
+                      <a:fillRect/>
+                    </a:stretch>
+                  </pic:blipFill>
+                  <pic:spPr>
+                    <a:xfrm>
+                      <a:off x="0" y="0"/>
+                      <a:ext cx="5943600" cy="3399155"/>
+                    </a:xfrm>
+                    <a:prstGeom prst="rect">
+                      <a:avLst/>
+                    </a:prstGeom>
+                    <a:ln w="38100" cap="sq">
+                      <a:solidFill>
+                        <a:srgbClr val="000000"/>
+                      </a:solidFill>
+                      <a:prstDash val="solid"/>
+                      <a:miter lim="800000"/>
+                    </a:ln>
+                    <a:effectLst>
+                      <a:outerShdw blurRad="50800" dist="38100" dir="2700000" algn="tl" rotWithShape="0">
+                        <a:srgbClr val="000000">
+                          <a:alpha val="43000"/>
+                        </a:srgbClr>
+                      </a:outerShdw>
+                    </a:effectLst>
+                  </pic:spPr>
+                </pic:pic>
+              </a:graphicData>
+            </a:graphic>
+          </wp:inline>
+        </w:drawing>
+      </w:r>
+    </w:p>
+    <w:p/>
+    <w:p>
+      <w:r>
+        <w:t>Click on the first clip</w:t>
+      </w:r>
+      <w:r>
+        <w:t>,</w:t>
+      </w:r>
+      <w:r>
+        <w:t xml:space="preserve"> and also move the playhead back over the first clip</w:t>
+      </w:r>
+      <w:r>
+        <w:t>,</w:t>
+      </w:r>
+      <w:r>
+        <w:t xml:space="preserve"> then go back to Fusion Page.</w:t>
+      </w:r>
+    </w:p>
+    <w:p>
+      <w:r>
+        <w:drawing>
+          <wp:inline distT="0" distB="0" distL="0" distR="0" wp14:anchorId="6CFDCDF7" wp14:editId="53007526">
+            <wp:extent cx="2229161" cy="1886213"/>
+            <wp:effectExtent l="76200" t="76200" r="133350" b="133350"/>
+            <wp:docPr id="1552540439" name="Picture 1"/>
+            <wp:cNvGraphicFramePr>
+              <a:graphicFrameLocks xmlns:a="http://schemas.openxmlformats.org/drawingml/2006/main" noChangeAspect="1"/>
+            </wp:cNvGraphicFramePr>
+            <a:graphic xmlns:a="http://schemas.openxmlformats.org/drawingml/2006/main">
+              <a:graphicData uri="http://schemas.openxmlformats.org/drawingml/2006/picture">
+                <pic:pic xmlns:pic="http://schemas.openxmlformats.org/drawingml/2006/picture">
+                  <pic:nvPicPr>
+                    <pic:cNvPr id="1552540439" name=""/>
+                    <pic:cNvPicPr/>
+                  </pic:nvPicPr>
+                  <pic:blipFill>
+                    <a:blip r:embed="rId28"/>
+                    <a:stretch>
+                      <a:fillRect/>
+                    </a:stretch>
+                  </pic:blipFill>
+                  <pic:spPr>
+                    <a:xfrm>
+                      <a:off x="0" y="0"/>
+                      <a:ext cx="2229161" cy="1886213"/>
+                    </a:xfrm>
+                    <a:prstGeom prst="rect">
+                      <a:avLst/>
+                    </a:prstGeom>
+                    <a:ln w="38100" cap="sq">
+                      <a:solidFill>
+                        <a:srgbClr val="000000"/>
+                      </a:solidFill>
+                      <a:prstDash val="solid"/>
+                      <a:miter lim="800000"/>
+                    </a:ln>
+                    <a:effectLst>
+                      <a:outerShdw blurRad="50800" dist="38100" dir="2700000" algn="tl" rotWithShape="0">
+                        <a:srgbClr val="000000">
+                          <a:alpha val="43000"/>
+                        </a:srgbClr>
+                      </a:outerShdw>
+                    </a:effectLst>
+                  </pic:spPr>
+                </pic:pic>
+              </a:graphicData>
+            </a:graphic>
+          </wp:inline>
+        </w:drawing>
+      </w:r>
+    </w:p>
+    <w:p/>
+    <w:p>
+      <w:r>
+        <w:rPr>
+          <w:rStyle w:val="BoldRedChar"/>
+        </w:rPr>
+        <w:t>Watch it</w:t>
+      </w:r>
       <w:proofErr w:type="gramStart"/>
       <w:r>
         <w:rPr>
-          <w:rFonts w:ascii="Times New Roman" w:eastAsia="Times New Roman" w:hAnsi="Times New Roman" w:cs="Times New Roman"/>
-          <w:kern w:val="0"/>
-          <w:sz w:val="24"/>
-          <w:szCs w:val="24"/>
-          <w14:ligatures w14:val="none"/>
-        </w:rPr>
-        <w:t>So</w:t>
+          <w:rStyle w:val="BoldRedChar"/>
+        </w:rPr>
+        <w:t>-</w:t>
+      </w:r>
+      <w:r>
+        <w:t xml:space="preserve">  If</w:t>
       </w:r>
       <w:proofErr w:type="gramEnd"/>
       <w:r>
-        <w:rPr>
-          <w:rFonts w:ascii="Times New Roman" w:eastAsia="Times New Roman" w:hAnsi="Times New Roman" w:cs="Times New Roman"/>
-          <w:kern w:val="0"/>
-          <w:sz w:val="24"/>
-          <w:szCs w:val="24"/>
-          <w14:ligatures w14:val="none"/>
-        </w:rPr>
-        <w:t xml:space="preserve"> if your original animation was 12 frames long, the pasted version will also be 12 frames long, starting wherever your playhead is.</w:t>
-      </w:r>
-    </w:p>
-    <w:p>
-      <w:pPr>
-        <w:spacing w:before="100" w:beforeAutospacing="1" w:after="100" w:afterAutospacing="1" w:line="240" w:lineRule="auto"/>
-        <w:outlineLvl w:val="2"/>
-        <w:rPr>
-          <w:rFonts w:ascii="Times New Roman" w:eastAsia="Times New Roman" w:hAnsi="Times New Roman" w:cs="Times New Roman"/>
-          <w:b/>
-          <w:bCs/>
-          <w:kern w:val="0"/>
-          <w:sz w:val="27"/>
-          <w:szCs w:val="27"/>
-          <w14:ligatures w14:val="none"/>
-        </w:rPr>
-      </w:pPr>
-      <w:r>
-        <w:rPr>
-          <w:rFonts w:ascii="Times New Roman" w:eastAsia="Times New Roman" w:hAnsi="Times New Roman" w:cs="Times New Roman"/>
-          <w:b/>
-          <w:bCs/>
-          <w:kern w:val="0"/>
-          <w:sz w:val="27"/>
-          <w:szCs w:val="27"/>
-          <w14:ligatures w14:val="none"/>
-        </w:rPr>
-        <w:t xml:space="preserve">7. Press </w:t>
-      </w:r>
-      <w:proofErr w:type="spellStart"/>
-      <w:r>
-        <w:rPr>
-          <w:rFonts w:ascii="Times New Roman" w:eastAsia="Times New Roman" w:hAnsi="Times New Roman" w:cs="Times New Roman"/>
-          <w:b/>
-          <w:bCs/>
-          <w:kern w:val="0"/>
-          <w:sz w:val="27"/>
-          <w:szCs w:val="27"/>
-          <w14:ligatures w14:val="none"/>
-        </w:rPr>
-        <w:t>Ctrl+V</w:t>
-      </w:r>
-      <w:proofErr w:type="spellEnd"/>
-    </w:p>
-    <w:p>
-      <w:pPr>
-        <w:spacing w:before="100" w:beforeAutospacing="1" w:after="100" w:afterAutospacing="1" w:line="240" w:lineRule="auto"/>
-        <w:rPr>
-          <w:rFonts w:ascii="Times New Roman" w:eastAsia="Times New Roman" w:hAnsi="Times New Roman" w:cs="Times New Roman"/>
-          <w:kern w:val="0"/>
-          <w:sz w:val="24"/>
-          <w:szCs w:val="24"/>
-          <w14:ligatures w14:val="none"/>
-        </w:rPr>
-      </w:pPr>
-      <w:r>
-        <w:rPr>
-          <w:rFonts w:ascii="Times New Roman" w:eastAsia="Times New Roman" w:hAnsi="Times New Roman" w:cs="Times New Roman"/>
-          <w:kern w:val="0"/>
-          <w:sz w:val="24"/>
-          <w:szCs w:val="24"/>
-          <w14:ligatures w14:val="none"/>
-        </w:rPr>
-        <w:t>Boom — the keyframes appear at the new location.</w:t>
-      </w:r>
-    </w:p>
-    <w:p>
-      <w:pPr>
-        <w:spacing w:before="100" w:beforeAutospacing="1" w:after="100" w:afterAutospacing="1" w:line="240" w:lineRule="auto"/>
-        <w:rPr>
-          <w:rFonts w:ascii="Times New Roman" w:eastAsia="Times New Roman" w:hAnsi="Times New Roman" w:cs="Times New Roman"/>
-          <w:kern w:val="0"/>
-          <w:sz w:val="24"/>
-          <w:szCs w:val="24"/>
-          <w14:ligatures w14:val="none"/>
-        </w:rPr>
-      </w:pPr>
-      <w:r>
-        <w:rPr>
-          <w:rFonts w:ascii="Times New Roman" w:eastAsia="Times New Roman" w:hAnsi="Times New Roman" w:cs="Times New Roman"/>
-          <w:kern w:val="0"/>
-          <w:sz w:val="24"/>
-          <w:szCs w:val="24"/>
-          <w14:ligatures w14:val="none"/>
-        </w:rPr>
-        <w:t>You can now:</w:t>
-      </w:r>
-    </w:p>
-    <w:p>
-      <w:pPr>
-        <w:numPr>
-          <w:ilvl w:val="0"/>
-          <w:numId w:val="19"/>
-        </w:numPr>
-        <w:spacing w:before="100" w:beforeAutospacing="1" w:after="100" w:afterAutospacing="1" w:line="240" w:lineRule="auto"/>
-        <w:rPr>
-          <w:rFonts w:ascii="Times New Roman" w:eastAsia="Times New Roman" w:hAnsi="Times New Roman" w:cs="Times New Roman"/>
-          <w:kern w:val="0"/>
-          <w:sz w:val="24"/>
-          <w:szCs w:val="24"/>
-          <w14:ligatures w14:val="none"/>
-        </w:rPr>
-      </w:pPr>
-      <w:r>
-        <w:rPr>
-          <w:rFonts w:ascii="Times New Roman" w:eastAsia="Times New Roman" w:hAnsi="Times New Roman" w:cs="Times New Roman"/>
-          <w:kern w:val="0"/>
-          <w:sz w:val="24"/>
-          <w:szCs w:val="24"/>
-          <w14:ligatures w14:val="none"/>
-        </w:rPr>
-        <w:t>Slide them</w:t>
-      </w:r>
-    </w:p>
-    <w:p>
-      <w:pPr>
-        <w:numPr>
-          <w:ilvl w:val="0"/>
-          <w:numId w:val="19"/>
-        </w:numPr>
-        <w:spacing w:before="100" w:beforeAutospacing="1" w:after="100" w:afterAutospacing="1" w:line="240" w:lineRule="auto"/>
-        <w:rPr>
-          <w:rFonts w:ascii="Times New Roman" w:eastAsia="Times New Roman" w:hAnsi="Times New Roman" w:cs="Times New Roman"/>
-          <w:kern w:val="0"/>
-          <w:sz w:val="24"/>
-          <w:szCs w:val="24"/>
-          <w14:ligatures w14:val="none"/>
-        </w:rPr>
-      </w:pPr>
-      <w:r>
-        <w:rPr>
-          <w:rFonts w:ascii="Times New Roman" w:eastAsia="Times New Roman" w:hAnsi="Times New Roman" w:cs="Times New Roman"/>
-          <w:kern w:val="0"/>
-          <w:sz w:val="24"/>
-          <w:szCs w:val="24"/>
-          <w14:ligatures w14:val="none"/>
-        </w:rPr>
-        <w:t>Delete them</w:t>
-      </w:r>
-    </w:p>
-    <w:p>
-      <w:pPr>
-        <w:numPr>
-          <w:ilvl w:val="0"/>
-          <w:numId w:val="19"/>
-        </w:numPr>
-        <w:spacing w:before="100" w:beforeAutospacing="1" w:after="100" w:afterAutospacing="1" w:line="240" w:lineRule="auto"/>
-        <w:rPr>
-          <w:rFonts w:ascii="Times New Roman" w:eastAsia="Times New Roman" w:hAnsi="Times New Roman" w:cs="Times New Roman"/>
-          <w:kern w:val="0"/>
-          <w:sz w:val="24"/>
-          <w:szCs w:val="24"/>
-          <w14:ligatures w14:val="none"/>
-        </w:rPr>
-      </w:pPr>
-      <w:r>
-        <w:rPr>
-          <w:rFonts w:ascii="Times New Roman" w:eastAsia="Times New Roman" w:hAnsi="Times New Roman" w:cs="Times New Roman"/>
-          <w:kern w:val="0"/>
-          <w:sz w:val="24"/>
-          <w:szCs w:val="24"/>
-          <w14:ligatures w14:val="none"/>
-        </w:rPr>
-        <w:t>Add more</w:t>
-      </w:r>
-    </w:p>
-    <w:p>
-      <w:pPr>
-        <w:numPr>
-          <w:ilvl w:val="0"/>
-          <w:numId w:val="19"/>
-        </w:numPr>
-        <w:spacing w:before="100" w:beforeAutospacing="1" w:after="100" w:afterAutospacing="1" w:line="240" w:lineRule="auto"/>
-        <w:rPr>
-          <w:rFonts w:ascii="Times New Roman" w:eastAsia="Times New Roman" w:hAnsi="Times New Roman" w:cs="Times New Roman"/>
-          <w:kern w:val="0"/>
-          <w:sz w:val="24"/>
-          <w:szCs w:val="24"/>
-          <w14:ligatures w14:val="none"/>
-        </w:rPr>
-      </w:pPr>
-      <w:r>
-        <w:rPr>
-          <w:rFonts w:ascii="Times New Roman" w:eastAsia="Times New Roman" w:hAnsi="Times New Roman" w:cs="Times New Roman"/>
-          <w:kern w:val="0"/>
-          <w:sz w:val="24"/>
-          <w:szCs w:val="24"/>
-          <w14:ligatures w14:val="none"/>
-        </w:rPr>
-        <w:t>Or copy/paste again</w:t>
+        <w:t xml:space="preserve"> you do not see your keyframes in the spline panel, you forgot to click on the first clip, or moved the playhead over the first clip, so go back to Edit page, and fix it, and then come back to the Fusion page again.</w:t>
+      </w:r>
+    </w:p>
+    <w:p>
+      <w:r>
+        <w:drawing>
+          <wp:anchor distT="0" distB="0" distL="114300" distR="114300" simplePos="0" relativeHeight="251661312" behindDoc="1" locked="0" layoutInCell="1" allowOverlap="1" wp14:anchorId="4CB6B50D" wp14:editId="4D5D2407">
+            <wp:simplePos x="0" y="0"/>
+            <wp:positionH relativeFrom="column">
+              <wp:posOffset>0</wp:posOffset>
+            </wp:positionH>
+            <wp:positionV relativeFrom="paragraph">
+              <wp:posOffset>-3810</wp:posOffset>
+            </wp:positionV>
+            <wp:extent cx="1295581" cy="409632"/>
+            <wp:effectExtent l="76200" t="76200" r="133350" b="142875"/>
+            <wp:wrapTight wrapText="bothSides">
+              <wp:wrapPolygon edited="0">
+                <wp:start x="-635" y="-4019"/>
+                <wp:lineTo x="-1271" y="-3014"/>
+                <wp:lineTo x="-1271" y="24112"/>
+                <wp:lineTo x="-635" y="28130"/>
+                <wp:lineTo x="22871" y="28130"/>
+                <wp:lineTo x="23506" y="14065"/>
+                <wp:lineTo x="23506" y="13060"/>
+                <wp:lineTo x="22871" y="-2009"/>
+                <wp:lineTo x="22871" y="-4019"/>
+                <wp:lineTo x="-635" y="-4019"/>
+              </wp:wrapPolygon>
+            </wp:wrapTight>
+            <wp:docPr id="520113753" name="Picture 1"/>
+            <wp:cNvGraphicFramePr>
+              <a:graphicFrameLocks xmlns:a="http://schemas.openxmlformats.org/drawingml/2006/main" noChangeAspect="1"/>
+            </wp:cNvGraphicFramePr>
+            <a:graphic xmlns:a="http://schemas.openxmlformats.org/drawingml/2006/main">
+              <a:graphicData uri="http://schemas.openxmlformats.org/drawingml/2006/picture">
+                <pic:pic xmlns:pic="http://schemas.openxmlformats.org/drawingml/2006/picture">
+                  <pic:nvPicPr>
+                    <pic:cNvPr id="520113753" name=""/>
+                    <pic:cNvPicPr/>
+                  </pic:nvPicPr>
+                  <pic:blipFill>
+                    <a:blip r:embed="rId29">
+                      <a:extLst>
+                        <a:ext uri="{28A0092B-C50C-407E-A947-70E740481C1C}">
+                          <a14:useLocalDpi xmlns:a14="http://schemas.microsoft.com/office/drawing/2010/main" val="0"/>
+                        </a:ext>
+                      </a:extLst>
+                    </a:blip>
+                    <a:stretch>
+                      <a:fillRect/>
+                    </a:stretch>
+                  </pic:blipFill>
+                  <pic:spPr>
+                    <a:xfrm>
+                      <a:off x="0" y="0"/>
+                      <a:ext cx="1295581" cy="409632"/>
+                    </a:xfrm>
+                    <a:prstGeom prst="rect">
+                      <a:avLst/>
+                    </a:prstGeom>
+                    <a:ln w="38100" cap="sq">
+                      <a:solidFill>
+                        <a:srgbClr val="000000"/>
+                      </a:solidFill>
+                      <a:prstDash val="solid"/>
+                      <a:miter lim="800000"/>
+                    </a:ln>
+                    <a:effectLst>
+                      <a:outerShdw blurRad="50800" dist="38100" dir="2700000" algn="tl" rotWithShape="0">
+                        <a:srgbClr val="000000">
+                          <a:alpha val="43000"/>
+                        </a:srgbClr>
+                      </a:outerShdw>
+                    </a:effectLst>
+                  </pic:spPr>
+                </pic:pic>
+              </a:graphicData>
+            </a:graphic>
+            <wp14:sizeRelH relativeFrom="page">
+              <wp14:pctWidth>0</wp14:pctWidth>
+            </wp14:sizeRelH>
+            <wp14:sizeRelV relativeFrom="page">
+              <wp14:pctHeight>0</wp14:pctHeight>
+            </wp14:sizeRelV>
+          </wp:anchor>
+        </w:drawing>
       </w:r>
     </w:p>
     <w:p/>
+    <w:p/>
+    <w:p>
+      <w:r>
+        <w:t>Now go to the Spline panel and select the keyframes.</w:t>
+      </w:r>
+    </w:p>
+    <w:p>
+      <w:r>
+        <w:rPr>
+          <w:rStyle w:val="BoldRedChar"/>
+        </w:rPr>
+        <w:t>Watch it,</w:t>
+      </w:r>
+      <w:r>
+        <w:t xml:space="preserve"> do not right click and try to select something from the context menu that pops up</w:t>
+      </w:r>
+      <w:r>
+        <w:t>,</w:t>
+      </w:r>
+      <w:r>
+        <w:t xml:space="preserve"> to try and duplicate these frames. You either want to do a </w:t>
+      </w:r>
+      <w:r>
+        <w:rPr>
+          <w:rStyle w:val="Strong"/>
+        </w:rPr>
+        <w:t>ctrl-C</w:t>
+      </w:r>
+      <w:r>
+        <w:t xml:space="preserve"> or go to the top Menu Select </w:t>
+      </w:r>
+      <w:r>
+        <w:rPr>
+          <w:rStyle w:val="Strong"/>
+        </w:rPr>
+        <w:t>Edit- Copy</w:t>
+      </w:r>
+      <w:r>
+        <w:t>. To copy these frames.</w:t>
+      </w:r>
+    </w:p>
+    <w:p>
+      <w:r>
+        <w:t>Now go back to the Edit Page, and select the second clip, and move the playhead over the second clip.</w:t>
+      </w:r>
+    </w:p>
+    <w:p>
+      <w:r>
+        <w:drawing>
+          <wp:inline distT="0" distB="0" distL="0" distR="0" wp14:anchorId="1CA229D1" wp14:editId="329692EE">
+            <wp:extent cx="3657600" cy="1349829"/>
+            <wp:effectExtent l="76200" t="76200" r="133350" b="136525"/>
+            <wp:docPr id="922021779" name="Picture 1"/>
+            <wp:cNvGraphicFramePr>
+              <a:graphicFrameLocks xmlns:a="http://schemas.openxmlformats.org/drawingml/2006/main" noChangeAspect="1"/>
+            </wp:cNvGraphicFramePr>
+            <a:graphic xmlns:a="http://schemas.openxmlformats.org/drawingml/2006/main">
+              <a:graphicData uri="http://schemas.openxmlformats.org/drawingml/2006/picture">
+                <pic:pic xmlns:pic="http://schemas.openxmlformats.org/drawingml/2006/picture">
+                  <pic:nvPicPr>
+                    <pic:cNvPr id="922021779" name=""/>
+                    <pic:cNvPicPr/>
+                  </pic:nvPicPr>
+                  <pic:blipFill>
+                    <a:blip r:embed="rId30"/>
+                    <a:stretch>
+                      <a:fillRect/>
+                    </a:stretch>
+                  </pic:blipFill>
+                  <pic:spPr>
+                    <a:xfrm>
+                      <a:off x="0" y="0"/>
+                      <a:ext cx="3672370" cy="1355280"/>
+                    </a:xfrm>
+                    <a:prstGeom prst="rect">
+                      <a:avLst/>
+                    </a:prstGeom>
+                    <a:ln w="38100" cap="sq">
+                      <a:solidFill>
+                        <a:srgbClr val="000000"/>
+                      </a:solidFill>
+                      <a:prstDash val="solid"/>
+                      <a:miter lim="800000"/>
+                    </a:ln>
+                    <a:effectLst>
+                      <a:outerShdw blurRad="50800" dist="38100" dir="2700000" algn="tl" rotWithShape="0">
+                        <a:srgbClr val="000000">
+                          <a:alpha val="43000"/>
+                        </a:srgbClr>
+                      </a:outerShdw>
+                    </a:effectLst>
+                  </pic:spPr>
+                </pic:pic>
+              </a:graphicData>
+            </a:graphic>
+          </wp:inline>
+        </w:drawing>
+      </w:r>
+    </w:p>
+    <w:p>
+      <w:r>
+        <w:t>Go back to the Fusion page, and hit ctrl-C or top Menu Select Edit-Paste. And look the keyframes with the easing has been completely brought over into the new clip.</w:t>
+      </w:r>
+    </w:p>
+    <w:p>
+      <w:r>
+        <w:drawing>
+          <wp:inline distT="0" distB="0" distL="0" distR="0" wp14:anchorId="496ECA7F" wp14:editId="2AB4C66C">
+            <wp:extent cx="3352800" cy="2215394"/>
+            <wp:effectExtent l="0" t="0" r="0" b="0"/>
+            <wp:docPr id="901059179" name="Picture 1"/>
+            <wp:cNvGraphicFramePr>
+              <a:graphicFrameLocks xmlns:a="http://schemas.openxmlformats.org/drawingml/2006/main" noChangeAspect="1"/>
+            </wp:cNvGraphicFramePr>
+            <a:graphic xmlns:a="http://schemas.openxmlformats.org/drawingml/2006/main">
+              <a:graphicData uri="http://schemas.openxmlformats.org/drawingml/2006/picture">
+                <pic:pic xmlns:pic="http://schemas.openxmlformats.org/drawingml/2006/picture">
+                  <pic:nvPicPr>
+                    <pic:cNvPr id="901059179" name=""/>
+                    <pic:cNvPicPr/>
+                  </pic:nvPicPr>
+                  <pic:blipFill>
+                    <a:blip r:embed="rId31"/>
+                    <a:stretch>
+                      <a:fillRect/>
+                    </a:stretch>
+                  </pic:blipFill>
+                  <pic:spPr>
+                    <a:xfrm>
+                      <a:off x="0" y="0"/>
+                      <a:ext cx="3355092" cy="2216908"/>
+                    </a:xfrm>
+                    <a:prstGeom prst="rect">
+                      <a:avLst/>
+                    </a:prstGeom>
+                  </pic:spPr>
+                </pic:pic>
+              </a:graphicData>
+            </a:graphic>
+          </wp:inline>
+        </w:drawing>
+      </w:r>
+    </w:p>
+    <w:p>
+      <w:r>
+        <w:lastRenderedPageBreak/>
+        <w:t>Fusion may throw a few curveballs, but now you know exactly how to handle them. Once you understand how nodes wake up, how parameters activate, and how the Spline panel decides what to show, copying and pasting keyframes becomes a smooth, reliable part of your workflow. Don’t be discouraged by the quirks — every challenge you work through makes you stronger and more fluent in Fusion’s logic. You’ve got this.</w:t>
+      </w:r>
+    </w:p>
     <w:sectPr>
       <w:pgSz w:w="12240" w:h="15840"/>
       <w:pgMar w:top="1440" w:right="1440" w:bottom="1440" w:left="1440" w:header="720" w:footer="720" w:gutter="0"/>
@@ -4059,7 +4719,6 @@
     <w:next w:val="Normal"/>
     <w:link w:val="Heading4Char"/>
     <w:uiPriority w:val="9"/>
-    <w:semiHidden/>
     <w:unhideWhenUsed/>
     <w:qFormat/>
     <w:rsid w:val="00AD4F9B"/>
@@ -4192,7 +4851,6 @@
   <w:style w:type="character" w:default="1" w:styleId="DefaultParagraphFont">
     <w:name w:val="Default Paragraph Font"/>
     <w:uiPriority w:val="1"/>
-    <w:semiHidden/>
     <w:unhideWhenUsed/>
   </w:style>
   <w:style w:type="table" w:default="1" w:styleId="TableNormal">
@@ -5039,7 +5697,6 @@
     <w:basedOn w:val="DefaultParagraphFont"/>
     <w:link w:val="Heading4"/>
     <w:uiPriority w:val="9"/>
-    <w:semiHidden/>
     <w:rsid w:val="00AD4F9B"/>
     <w:rPr>
       <w:rFonts w:asciiTheme="majorHAnsi" w:eastAsiaTheme="majorEastAsia" w:hAnsiTheme="majorHAnsi" w:cstheme="majorBidi"/>
@@ -5457,6 +6114,41 @@
       <w:color w:val="2F5496" w:themeColor="accent1" w:themeShade="BF"/>
       <w:sz w:val="24"/>
       <w:szCs w:val="16"/>
+    </w:rPr>
+  </w:style>
+  <w:style w:type="character" w:styleId="Hyperlink">
+    <w:name w:val="Hyperlink"/>
+    <w:basedOn w:val="DefaultParagraphFont"/>
+    <w:uiPriority w:val="99"/>
+    <w:unhideWhenUsed/>
+    <w:rsid w:val="00AF4BFD"/>
+    <w:rPr>
+      <w:color w:val="0563C1" w:themeColor="hyperlink"/>
+      <w:u w:val="single"/>
+    </w:rPr>
+  </w:style>
+  <w:style w:type="character" w:styleId="UnresolvedMention">
+    <w:name w:val="Unresolved Mention"/>
+    <w:basedOn w:val="DefaultParagraphFont"/>
+    <w:uiPriority w:val="99"/>
+    <w:semiHidden/>
+    <w:unhideWhenUsed/>
+    <w:rsid w:val="00AF4BFD"/>
+    <w:rPr>
+      <w:color w:val="605E5C"/>
+      <w:shd w:val="clear" w:color="auto" w:fill="E1DFDD"/>
+    </w:rPr>
+  </w:style>
+  <w:style w:type="character" w:styleId="FollowedHyperlink">
+    <w:name w:val="FollowedHyperlink"/>
+    <w:basedOn w:val="DefaultParagraphFont"/>
+    <w:uiPriority w:val="99"/>
+    <w:semiHidden/>
+    <w:unhideWhenUsed/>
+    <w:rsid w:val="00AF4BFD"/>
+    <w:rPr>
+      <w:color w:val="954F72" w:themeColor="followedHyperlink"/>
+      <w:u w:val="single"/>
     </w:rPr>
   </w:style>
 </w:styles>
